--- a/kronos/uploads/plantillas/etapa_practica/Formato Planeacion Seguimiento EP.docx
+++ b/kronos/uploads/plantillas/etapa_practica/Formato Planeacion Seguimiento EP.docx
@@ -258,7 +258,7 @@
                       <v:stroke joinstyle="miter"/>
                       <v:path gradientshapeok="t" o:connecttype="rect"/>
                     </v:shapetype>
-                    <v:shape id="Cuadro de texto 1" o:spid="_x0000_s1026" type="#_x0000_t202" alt="&quot;&quot;" style="position:absolute;left:0;text-align:left;margin-left:109.25pt;margin-top:.65pt;width:20.4pt;height:19.8pt;z-index:251659264;visibility:visible;mso-wrap-style:square;mso-width-percent:0;mso-height-percent:0;mso-wrap-distance-left:9pt;mso-wrap-distance-top:0;mso-wrap-distance-right:9pt;mso-wrap-distance-bottom:0;mso-position-horizontal:absolute;mso-position-horizontal-relative:text;mso-position-vertical:absolute;mso-position-vertical-relative:text;mso-width-percent:0;mso-height-percent:0;mso-width-relative:margin;mso-height-relative:margin;v-text-anchor:top" o:gfxdata="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" fillcolor="white [3201]" strokeweight=".5pt">
+                    <v:shape id="Cuadro de texto 1" o:spid="_x0000_s1026" type="#_x0000_t202" alt="&quot;&quot;" style="position:absolute;left:0;text-align:left;margin-left:109.25pt;margin-top:.65pt;width:20.4pt;height:19.8pt;z-index:251659264;visibility:visible;mso-wrap-style:square;mso-width-percent:0;mso-height-percent:0;mso-wrap-distance-left:9pt;mso-wrap-distance-top:0;mso-wrap-distance-right:9pt;mso-wrap-distance-bottom:0;mso-position-horizontal:absolute;mso-position-horizontal-relative:text;mso-position-vertical:absolute;mso-position-vertical-relative:text;mso-width-percent:0;mso-height-percent:0;mso-width-relative:margin;mso-height-relative:margin;v-text-anchor:top" o:gfxdata="UEsDBBQABgAIAAAAIQC2gziS/gAAAOEBAAATAAAAW0NvbnRlbnRfVHlwZXNdLnhtbJSRQU7DMBBF 90jcwfIWJU67QAgl6YK0S0CoHGBkTxKLZGx5TGhvj5O2G0SRWNoz/78nu9wcxkFMGNg6quQqL6RA 0s5Y6ir5vt9lD1JwBDIwOMJKHpHlpr69KfdHjyxSmriSfYz+USnWPY7AufNIadK6MEJMx9ApD/oD OlTrorhX2lFEilmcO2RdNtjC5xDF9pCuTyYBB5bi6bQ4syoJ3g9WQ0ymaiLzg5KdCXlKLjvcW893 SUOqXwnz5DrgnHtJTxOsQfEKIT7DmDSUCaxw7Rqn8787ZsmRM9e2VmPeBN4uqYvTtW7jvijg9N/y JsXecLq0q+WD6m8AAAD//wMAUEsDBBQABgAIAAAAIQA4/SH/1gAAAJQBAAALAAAAX3JlbHMvLnJl bHOkkMFqwzAMhu+DvYPRfXGawxijTi+j0GvpHsDYimMaW0Yy2fr2M4PBMnrbUb/Q94l/f/hMi1qR JVI2sOt6UJgd+ZiDgffL8ekFlFSbvV0oo4EbChzGx4f9GRdb25HMsYhqlCwG5lrLq9biZkxWOiqY 22YiTra2kYMu1l1tQD30/bPm3wwYN0x18gb45AdQl1tp5j/sFB2T0FQ7R0nTNEV3j6o9feQzro1i OWA14Fm+Q8a1a8+Bvu/d/dMb2JY5uiPbhG/ktn4cqGU/er3pcvwCAAD//wMAUEsDBBQABgAIAAAA IQCQO6lIVwIAAK8EAAAOAAAAZHJzL2Uyb0RvYy54bWysVN1v2jAQf5+0/8Hy+8hHgVJEqBgV0yTU VqJVn43jkGiOz7MNCfvrd3YChW5P014c39fPd7+7y+y+rSU5CGMrUBlNBjElQnHIK7XL6OvL6suE EuuYypkEJTJ6FJbezz9/mjV6KlIoQebCEARRdtrojJbO6WkUWV6KmtkBaKHQWICpmUPR7KLcsAbR axmlcTyOGjC5NsCFtah96Ix0HvCLQnD3VBRWOCIzirm5cJpwbv0ZzWdsujNMlxXv02D/kEXNKoWP nqEemGNkb6o/oOqKG7BQuAGHOoKiqLgINWA1Sfyhmk3JtAi1IDlWn2my/w+WPx6eDanyjN7exjeT dJyklChWY6uWe5YbILkgTrQOSOLJarSdYsxGY5Rrv0KLTT/pLSo9B21hav/F6gjakfbjmWpEIhyV 6egunqCFoykdJcNxaEX0HqyNdd8E1MRfMmqwk4Fgdlhbh4mg68nFv2VBVvmqkjIIfnrEUhpyYNh3 6UKKGHHlJRVpMjq+GcUB+Mrmoc/xW8n4D1/kNQJKUqHSU9KV7m+u3bY9T1vIj0iTgW7qrOarCnHX zLpnZnDMsH5cHfeERyEBk4H+RkkJ5tff9N4fu49WShoc24zan3tmBCXyu8K5uEuGQz/nQRiOblMU zKVle2lR+3oJyFCCS6p5uHp/J0/XwkD9hhu28K+iiSmOb2fUna5L1y0TbigXi0VwwsnWzK3VRnMP 7Tvi+Xxp35jRfT/9SD3CacDZ9ENbO18fqWCxd1BUoeee4I7VnnfcitCWfoP92l3Kwev9PzP/DQAA //8DAFBLAwQUAAYACAAAACEA8EOVLdwAAAAIAQAADwAAAGRycy9kb3ducmV2LnhtbEyPwU7DMAyG 70i8Q2QkbixdYajtmk6ABhdOG4hz1mRJtMapkqwrb485wc3W9+v353Yz+4FNOiYXUMByUQDT2Afl 0Aj4/Hi9q4ClLFHJIaAW8K0TbLrrq1Y2Klxwp6d9NoxKMDVSgM15bDhPvdVepkUYNRI7huhlpjUa rqK8ULkfeFkUj9xLh3TBylG/WN2f9mcvYPtsatNXMtptpZyb5q/ju3kT4vZmfloDy3rOf2H41Sd1 6MjpEM6oEhsElMtqRVEC98CIl6uahoOAh6IG3rX8/wPdDwAAAP//AwBQSwECLQAUAAYACAAAACEA toM4kv4AAADhAQAAEwAAAAAAAAAAAAAAAAAAAAAAW0NvbnRlbnRfVHlwZXNdLnhtbFBLAQItABQA BgAIAAAAIQA4/SH/1gAAAJQBAAALAAAAAAAAAAAAAAAAAC8BAABfcmVscy8ucmVsc1BLAQItABQA BgAIAAAAIQCQO6lIVwIAAK8EAAAOAAAAAAAAAAAAAAAAAC4CAABkcnMvZTJvRG9jLnhtbFBLAQIt ABQABgAIAAAAIQDwQ5Ut3AAAAAgBAAAPAAAAAAAAAAAAAAAAALEEAABkcnMvZG93bnJldi54bWxQ SwUGAAAAAAQABADzAAAAugUAAAAA " fillcolor="white [3201]" strokeweight=".5pt">
                       <v:textbox>
                         <w:txbxContent>
                           <w:p>
@@ -371,7 +371,7 @@
                 </mc:Choice>
                 <mc:Fallback>
                   <w:pict>
-                    <v:shape w14:anchorId="25F5E5B3" id="_x0000_s1027" type="#_x0000_t202" alt="&quot;&quot;" style="position:absolute;left:0;text-align:left;margin-left:116.2pt;margin-top:-1.6pt;width:20.4pt;height:19.8pt;z-index:251660288;visibility:visible;mso-wrap-style:square;mso-width-percent:0;mso-height-percent:0;mso-wrap-distance-left:9pt;mso-wrap-distance-top:0;mso-wrap-distance-right:9pt;mso-wrap-distance-bottom:0;mso-position-horizontal:absolute;mso-position-horizontal-relative:text;mso-position-vertical:absolute;mso-position-vertical-relative:text;mso-width-percent:0;mso-height-percent:0;mso-width-relative:margin;mso-height-relative:margin;v-text-anchor:top" o:gfxdata="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" fillcolor="white [3201]" strokeweight=".5pt">
+                    <v:shape w14:anchorId="25F5E5B3" id="_x0000_s1027" type="#_x0000_t202" alt="&quot;&quot;" style="position:absolute;left:0;text-align:left;margin-left:116.2pt;margin-top:-1.6pt;width:20.4pt;height:19.8pt;z-index:251660288;visibility:visible;mso-wrap-style:square;mso-width-percent:0;mso-height-percent:0;mso-wrap-distance-left:9pt;mso-wrap-distance-top:0;mso-wrap-distance-right:9pt;mso-wrap-distance-bottom:0;mso-position-horizontal:absolute;mso-position-horizontal-relative:text;mso-position-vertical:absolute;mso-position-vertical-relative:text;mso-width-percent:0;mso-height-percent:0;mso-width-relative:margin;mso-height-relative:margin;v-text-anchor:top" o:gfxdata="UEsDBBQABgAIAAAAIQC2gziS/gAAAOEBAAATAAAAW0NvbnRlbnRfVHlwZXNdLnhtbJSRQU7DMBBF 90jcwfIWJU67QAgl6YK0S0CoHGBkTxKLZGx5TGhvj5O2G0SRWNoz/78nu9wcxkFMGNg6quQqL6RA 0s5Y6ir5vt9lD1JwBDIwOMJKHpHlpr69KfdHjyxSmriSfYz+USnWPY7AufNIadK6MEJMx9ApD/oD OlTrorhX2lFEilmcO2RdNtjC5xDF9pCuTyYBB5bi6bQ4syoJ3g9WQ0ymaiLzg5KdCXlKLjvcW893 SUOqXwnz5DrgnHtJTxOsQfEKIT7DmDSUCaxw7Rqn8787ZsmRM9e2VmPeBN4uqYvTtW7jvijg9N/y JsXecLq0q+WD6m8AAAD//wMAUEsDBBQABgAIAAAAIQA4/SH/1gAAAJQBAAALAAAAX3JlbHMvLnJl bHOkkMFqwzAMhu+DvYPRfXGawxijTi+j0GvpHsDYimMaW0Yy2fr2M4PBMnrbUb/Q94l/f/hMi1qR JVI2sOt6UJgd+ZiDgffL8ekFlFSbvV0oo4EbChzGx4f9GRdb25HMsYhqlCwG5lrLq9biZkxWOiqY 22YiTra2kYMu1l1tQD30/bPm3wwYN0x18gb45AdQl1tp5j/sFB2T0FQ7R0nTNEV3j6o9feQzro1i OWA14Fm+Q8a1a8+Bvu/d/dMb2JY5uiPbhG/ktn4cqGU/er3pcvwCAAD//wMAUEsDBBQABgAIAAAA IQCwdKTkWQIAALYEAAAOAAAAZHJzL2Uyb0RvYy54bWysVMtu2zAQvBfoPxC8N5Id23GMyIHrIEWB IAmQBDnTFBULpbgsSVtyv75DynYe7anoheK+hruzu7q47BrNtsr5mkzBByc5Z8pIKmvzUvCnx+sv U858EKYUmowq+E55fjn//OmitTM1pDXpUjkGEONnrS34OgQ7yzIv16oR/oSsMjBW5BoRILqXrHSi BXqjs2GeT7KWXGkdSeU9tFe9kc8TflUpGe6qyqvAdMGRW0inS+cqntn8QsxenLDrWu7TEP+QRSNq g0ePUFciCLZx9R9QTS0dearCiaQmo6qqpUo1oJpB/qGah7WwKtUCcrw90uT/H6y83d47VpcFn5yN 8tPR+RQNM6JBq5YbUTpipWJBdYHYIJLVWj9DzINFVOi+UoemH/QeyshBV7kmflEdgx20745UA4lJ KIfj83wKi4RpOB6MJqkV2WuwdT58U9SweCm4QycTwWJ74wMSgevBJb7lSdflda11EuL0qKV2bCvQ dx1Sioh456UNa1H26ThPwO9sEfoYv9JC/ohFvkeApA2UkZK+9HgL3apLfB5pWVG5A1uO+uHzVl7X gL8RPtwLh2kDDdigcIej0oScaH/jbE3u19/00R9DACtnLaa34P7nRjjFmf5uMB7ng9EojnsSRuOz IQT31rJ6azGbZkkgaoBdtTJdo3/Qh2vlqHnGoi3iqzAJI/F2wcPhugz9TmFRpVoskhMG3IpwYx6s jNCxMZHWx+5ZOLtva5ysWzrMuZh96G7vGyMNLTaBqjq1PvLcs7qnH8uRurNf5Lh9b+Xk9fq7mf8G AAD//wMAUEsDBBQABgAIAAAAIQASlk9x3QAAAAkBAAAPAAAAZHJzL2Rvd25yZXYueG1sTI/BTsMw DIbvSLxDZCRuW0o6jVKaToAGF04biLPXeElEk1RN1pW3JzvBzZY//f7+ZjO7nk00Rhu8hLtlAYx8 F5T1WsLnx+uiAhYTeoV98CThhyJs2uurBmsVzn5H0z5plkN8rFGCSWmoOY+dIYdxGQby+XYMo8OU 11FzNeI5h7uei6JYc4fW5w8GB3ox1H3vT07C9lk/6K7C0WwrZe00fx3f9ZuUtzfz0yOwRHP6g+Gi n9WhzU6HcPIqsl6CKMUqoxIWpQCWAXF/GQ4SyvUKeNvw/w3aXwAAAP//AwBQSwECLQAUAAYACAAA ACEAtoM4kv4AAADhAQAAEwAAAAAAAAAAAAAAAAAAAAAAW0NvbnRlbnRfVHlwZXNdLnhtbFBLAQIt ABQABgAIAAAAIQA4/SH/1gAAAJQBAAALAAAAAAAAAAAAAAAAAC8BAABfcmVscy8ucmVsc1BLAQIt ABQABgAIAAAAIQCwdKTkWQIAALYEAAAOAAAAAAAAAAAAAAAAAC4CAABkcnMvZTJvRG9jLnhtbFBL AQItABQABgAIAAAAIQASlk9x3QAAAAkBAAAPAAAAAAAAAAAAAAAAALMEAABkcnMvZG93bnJldi54 bWxQSwUGAAAAAAQABADzAAAAvQUAAAAA " fillcolor="white [3201]" strokeweight=".5pt">
                       <v:textbox>
                         <w:txbxContent>
                           <w:p>
@@ -486,7 +486,7 @@
                 </mc:Choice>
                 <mc:Fallback>
                   <w:pict>
-                    <v:shape w14:anchorId="0BBDA7CE" id="_x0000_s1028" type="#_x0000_t202" alt="&quot;&quot;" style="position:absolute;left:0;text-align:left;margin-left:111.35pt;margin-top:.75pt;width:20.4pt;height:19.8pt;z-index:251661312;visibility:visible;mso-wrap-style:square;mso-width-percent:0;mso-height-percent:0;mso-wrap-distance-left:9pt;mso-wrap-distance-top:0;mso-wrap-distance-right:9pt;mso-wrap-distance-bottom:0;mso-position-horizontal:absolute;mso-position-horizontal-relative:text;mso-position-vertical:absolute;mso-position-vertical-relative:text;mso-width-percent:0;mso-height-percent:0;mso-width-relative:margin;mso-height-relative:margin;v-text-anchor:top" o:gfxdata="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" fillcolor="white [3201]" strokeweight=".5pt">
+                    <v:shape w14:anchorId="0BBDA7CE" id="_x0000_s1028" type="#_x0000_t202" alt="&quot;&quot;" style="position:absolute;left:0;text-align:left;margin-left:111.35pt;margin-top:.75pt;width:20.4pt;height:19.8pt;z-index:251661312;visibility:visible;mso-wrap-style:square;mso-width-percent:0;mso-height-percent:0;mso-wrap-distance-left:9pt;mso-wrap-distance-top:0;mso-wrap-distance-right:9pt;mso-wrap-distance-bottom:0;mso-position-horizontal:absolute;mso-position-horizontal-relative:text;mso-position-vertical:absolute;mso-position-vertical-relative:text;mso-width-percent:0;mso-height-percent:0;mso-width-relative:margin;mso-height-relative:margin;v-text-anchor:top" o:gfxdata="UEsDBBQABgAIAAAAIQC2gziS/gAAAOEBAAATAAAAW0NvbnRlbnRfVHlwZXNdLnhtbJSRQU7DMBBF 90jcwfIWJU67QAgl6YK0S0CoHGBkTxKLZGx5TGhvj5O2G0SRWNoz/78nu9wcxkFMGNg6quQqL6RA 0s5Y6ir5vt9lD1JwBDIwOMJKHpHlpr69KfdHjyxSmriSfYz+USnWPY7AufNIadK6MEJMx9ApD/oD OlTrorhX2lFEilmcO2RdNtjC5xDF9pCuTyYBB5bi6bQ4syoJ3g9WQ0ymaiLzg5KdCXlKLjvcW893 SUOqXwnz5DrgnHtJTxOsQfEKIT7DmDSUCaxw7Rqn8787ZsmRM9e2VmPeBN4uqYvTtW7jvijg9N/y JsXecLq0q+WD6m8AAAD//wMAUEsDBBQABgAIAAAAIQA4/SH/1gAAAJQBAAALAAAAX3JlbHMvLnJl bHOkkMFqwzAMhu+DvYPRfXGawxijTi+j0GvpHsDYimMaW0Yy2fr2M4PBMnrbUb/Q94l/f/hMi1qR JVI2sOt6UJgd+ZiDgffL8ekFlFSbvV0oo4EbChzGx4f9GRdb25HMsYhqlCwG5lrLq9biZkxWOiqY 22YiTra2kYMu1l1tQD30/bPm3wwYN0x18gb45AdQl1tp5j/sFB2T0FQ7R0nTNEV3j6o9feQzro1i OWA14Fm+Q8a1a8+Bvu/d/dMb2JY5uiPbhG/ktn4cqGU/er3pcvwCAAD//wMAUEsDBBQABgAIAAAA IQBulS8JWgIAALYEAAAOAAAAZHJzL2Uyb0RvYy54bWysVN9v2jAQfp+0/8Hy+whJgZaIUDEqpkmo rUSrPhvHIdEcn2cbEvbX7+wQCt2epr04vl+f7767y+y+rSU5CGMrUBmNB0NKhOKQV2qX0deX1Zc7 SqxjKmcSlMjoUVh6P//8adboVCRQgsyFIQiibNrojJbO6TSKLC9FzewAtFBoLMDUzKFodlFuWIPo tYyS4XASNWBybYALa1H70BnpPOAXheDuqSiscERmFHNz4TTh3Pozms9YujNMlxU/pcH+IYuaVQof PUM9MMfI3lR/QNUVN2ChcAMOdQRFUXERasBq4uGHajYl0yLUguRYfabJ/j9Y/nh4NqTKMzq+iZPb yXQ0oUSxGlu13LPcAMkFcaJ1QGJPVqNtijEbjVGu/QotNr3XW1R6DtrC1P6L1RG0I+3HM9WIRDgq k/F0eIcWjqZkHI8moRXRe7A21n0TUBN/yajBTgaC2WFtHSaCrr2Lf8uCrPJVJWUQ/PSIpTTkwLDv 0oUUMeLKSyrSZHRyMx4G4Cubhz7HbyXjP3yR1wgoSYVKT0lXur+5dtsGPpOeli3kR2TLQDd8VvNV hfBrZt0zMzhtSANukHvCo5CAOcHpRkkJ5tff9N4fhwCtlDQ4vRm1P/fMCErkd4XjMY1HIz/uQRiN bxMUzKVle2lR+3oJSFSMu6p5uHp/J/trYaB+w0Vb+FfRxBTHtzPq+uvSdTuFi8rFYhGccMA1c2u1 0dxD+8Z4Wl/aN2b0qa1+sh6hn3OWfuhu5+sjFSz2DooqtN7z3LF6oh+XI3TntMh++y7l4PX+u5n/ BgAA//8DAFBLAwQUAAYACAAAACEAQJCK8NwAAAAIAQAADwAAAGRycy9kb3ducmV2LnhtbEyPwU7D MAyG70i8Q2QkbixtgNGVphOgwWUnBto5a7I0onGqJOvK22NOcLP1/fr9uVnPfmCTickFlFAuCmAG u6AdWgmfH683FbCUFWo1BDQSvk2CdXt50ahahzO+m2mXLaMSTLWS0Oc81pynrjdepUUYDRI7huhV pjVarqM6U7kfuCiKJffKIV3o1WheetN97U5ewubZrmxXqdhvKu3cNO+PW/sm5fXV/PQILJs5/4Xh V5/UoSWnQzihTmyQIIR4oCiBe2DExfKWhoOEu7IE3jb8/wPtDwAAAP//AwBQSwECLQAUAAYACAAA ACEAtoM4kv4AAADhAQAAEwAAAAAAAAAAAAAAAAAAAAAAW0NvbnRlbnRfVHlwZXNdLnhtbFBLAQIt ABQABgAIAAAAIQA4/SH/1gAAAJQBAAALAAAAAAAAAAAAAAAAAC8BAABfcmVscy8ucmVsc1BLAQIt ABQABgAIAAAAIQBulS8JWgIAALYEAAAOAAAAAAAAAAAAAAAAAC4CAABkcnMvZTJvRG9jLnhtbFBL AQItABQABgAIAAAAIQBAkIrw3AAAAAgBAAAPAAAAAAAAAAAAAAAAALQEAABkcnMvZG93bnJldi54 bWxQSwUGAAAAAAQABADzAAAAvQUAAAAA " fillcolor="white [3201]" strokeweight=".5pt">
                       <v:textbox>
                         <w:txbxContent>
                           <w:p>
@@ -714,6 +714,13 @@
                 <w14:ligatures w14:val="none"/>
               </w:rPr>
             </w:pPr>
+            <w:r>
+              <w:rPr>
+                <w:rFonts w:ascii="Calibri" w:hAnsi="Calibri" w:cs="Calibri" w:eastAsia="Calibri"/>
+                <w:sz w:val="22"/>
+              </w:rPr>
+              <w:t>{{regional}}</w:t>
+            </w:r>
           </w:p>
         </w:tc>
       </w:tr>
@@ -818,7 +825,7 @@
                 <w:lang w:val="es-CO" w:eastAsia="es-CO"/>
                 <w14:ligatures w14:val="none"/>
               </w:rPr>
-              <w:t> </w:t>
+              <w:t>{{centro_formacion}}</w:t>
             </w:r>
           </w:p>
         </w:tc>
@@ -905,6 +912,13 @@
                 <w14:ligatures w14:val="none"/>
               </w:rPr>
             </w:pPr>
+            <w:r>
+              <w:rPr>
+                <w:rFonts w:ascii="Calibri" w:hAnsi="Calibri" w:cs="Calibri" w:eastAsia="Calibri"/>
+                <w:sz w:val="22"/>
+              </w:rPr>
+              <w:t>{{nivel_formacion}}</w:t>
+            </w:r>
           </w:p>
         </w:tc>
       </w:tr>
@@ -980,6 +994,13 @@
                 <w14:ligatures w14:val="none"/>
               </w:rPr>
             </w:pPr>
+            <w:r>
+              <w:rPr>
+                <w:rFonts w:ascii="Calibri" w:hAnsi="Calibri" w:cs="Calibri" w:eastAsia="Calibri"/>
+                <w:sz w:val="22"/>
+              </w:rPr>
+              <w:t>{{programa_formacion}}</w:t>
+            </w:r>
           </w:p>
         </w:tc>
         <w:tc>
@@ -1049,6 +1070,13 @@
                 <w14:ligatures w14:val="none"/>
               </w:rPr>
             </w:pPr>
+            <w:r>
+              <w:rPr>
+                <w:rFonts w:ascii="Calibri" w:hAnsi="Calibri" w:cs="Calibri" w:eastAsia="Calibri"/>
+                <w:sz w:val="22"/>
+              </w:rPr>
+              <w:t>{{numero_ficha}}</w:t>
+            </w:r>
           </w:p>
         </w:tc>
       </w:tr>
@@ -1187,6 +1215,13 @@
                 <w14:ligatures w14:val="none"/>
               </w:rPr>
             </w:pPr>
+            <w:r>
+              <w:rPr>
+                <w:rFonts w:ascii="Calibri" w:hAnsi="Calibri" w:cs="Calibri" w:eastAsia="Calibri"/>
+                <w:sz w:val="22"/>
+              </w:rPr>
+              <w:t>{{mod_presencial}}</w:t>
+            </w:r>
           </w:p>
         </w:tc>
         <w:tc>
@@ -1265,7 +1300,7 @@
                 <w:lang w:val="es-CO" w:eastAsia="es-CO"/>
                 <w14:ligatures w14:val="none"/>
               </w:rPr>
-              <w:t> </w:t>
+              <w:t>{{mod_virtual}}</w:t>
             </w:r>
           </w:p>
         </w:tc>
@@ -1336,6 +1371,13 @@
                 <w14:ligatures w14:val="none"/>
               </w:rPr>
             </w:pPr>
+            <w:r>
+              <w:rPr>
+                <w:rFonts w:ascii="Calibri" w:hAnsi="Calibri" w:cs="Calibri" w:eastAsia="Calibri"/>
+                <w:sz w:val="22"/>
+              </w:rPr>
+              <w:t>{{mod_distancia}}</w:t>
+            </w:r>
           </w:p>
         </w:tc>
       </w:tr>
@@ -1432,6 +1474,13 @@
                 <w14:ligatures w14:val="none"/>
               </w:rPr>
             </w:pPr>
+            <w:r>
+              <w:rPr>
+                <w:rFonts w:ascii="Calibri" w:hAnsi="Calibri" w:cs="Calibri" w:eastAsia="Calibri"/>
+                <w:sz w:val="22"/>
+              </w:rPr>
+              <w:t>{{estrategia_formativa}}</w:t>
+            </w:r>
           </w:p>
         </w:tc>
         <w:tc>
@@ -1498,6 +1547,13 @@
                 <w14:ligatures w14:val="none"/>
               </w:rPr>
             </w:pPr>
+            <w:r>
+              <w:rPr>
+                <w:rFonts w:ascii="Calibri" w:hAnsi="Calibri" w:cs="Calibri" w:eastAsia="Calibri"/>
+                <w:sz w:val="22"/>
+              </w:rPr>
+              <w:t>{{fecha_fin_etapa_lectiva}}</w:t>
+            </w:r>
           </w:p>
         </w:tc>
       </w:tr>
@@ -1638,6 +1694,13 @@
                 <w14:ligatures w14:val="none"/>
               </w:rPr>
             </w:pPr>
+            <w:r>
+              <w:rPr>
+                <w:rFonts w:ascii="Calibri" w:hAnsi="Calibri" w:cs="Calibri" w:eastAsia="Calibri"/>
+                <w:sz w:val="22"/>
+              </w:rPr>
+              <w:t>{{aprendiz_nombre_completo}}</w:t>
+            </w:r>
           </w:p>
         </w:tc>
       </w:tr>
@@ -1736,6 +1799,13 @@
                 <w14:ligatures w14:val="none"/>
               </w:rPr>
             </w:pPr>
+            <w:r>
+              <w:rPr>
+                <w:rFonts w:ascii="Calibri" w:hAnsi="Calibri" w:cs="Calibri" w:eastAsia="Calibri"/>
+                <w:sz w:val="22"/>
+              </w:rPr>
+              <w:t>{{aprendiz_tipo_documento}}</w:t>
+            </w:r>
           </w:p>
         </w:tc>
       </w:tr>
@@ -1862,6 +1932,13 @@
                 <w14:ligatures w14:val="none"/>
               </w:rPr>
             </w:pPr>
+            <w:r>
+              <w:rPr>
+                <w:rFonts w:ascii="Calibri" w:hAnsi="Calibri" w:cs="Calibri" w:eastAsia="Calibri"/>
+                <w:sz w:val="22"/>
+              </w:rPr>
+              <w:t>{{aprendiz_documento}}</w:t>
+            </w:r>
           </w:p>
         </w:tc>
       </w:tr>
@@ -1964,6 +2041,13 @@
                 <w14:ligatures w14:val="none"/>
               </w:rPr>
             </w:pPr>
+            <w:r>
+              <w:rPr>
+                <w:rFonts w:ascii="Calibri" w:hAnsi="Calibri" w:cs="Calibri" w:eastAsia="Calibri"/>
+                <w:sz w:val="22"/>
+              </w:rPr>
+              <w:t>{{aprendiz_telefono}}</w:t>
+            </w:r>
           </w:p>
         </w:tc>
       </w:tr>
@@ -2063,6 +2147,13 @@
                 <w14:ligatures w14:val="none"/>
               </w:rPr>
             </w:pPr>
+            <w:r>
+              <w:rPr>
+                <w:rFonts w:ascii="Calibri" w:hAnsi="Calibri" w:cs="Calibri" w:eastAsia="Calibri"/>
+                <w:sz w:val="22"/>
+              </w:rPr>
+              <w:t>{{aprendiz_direccion}}</w:t>
+            </w:r>
           </w:p>
         </w:tc>
       </w:tr>
@@ -2165,6 +2256,13 @@
                 <w14:ligatures w14:val="none"/>
               </w:rPr>
             </w:pPr>
+            <w:r>
+              <w:rPr>
+                <w:rFonts w:ascii="Calibri" w:hAnsi="Calibri" w:cs="Calibri" w:eastAsia="Calibri"/>
+                <w:sz w:val="22"/>
+              </w:rPr>
+              <w:t>{{aprendiz_correo_personal}}</w:t>
+            </w:r>
           </w:p>
         </w:tc>
       </w:tr>
@@ -2266,6 +2364,13 @@
                 <w14:ligatures w14:val="none"/>
               </w:rPr>
             </w:pPr>
+            <w:r>
+              <w:rPr>
+                <w:rFonts w:ascii="Calibri" w:hAnsi="Calibri" w:cs="Calibri" w:eastAsia="Calibri"/>
+                <w:sz w:val="22"/>
+              </w:rPr>
+              <w:t>{{aprendiz_correo_institucional}}</w:t>
+            </w:r>
           </w:p>
         </w:tc>
         <w:tc>
@@ -2420,6 +2525,13 @@
                 <w14:ligatures w14:val="none"/>
               </w:rPr>
             </w:pPr>
+            <w:r>
+              <w:rPr>
+                <w:rFonts w:ascii="Calibri" w:hAnsi="Calibri" w:cs="Calibri" w:eastAsia="Calibri"/>
+                <w:sz w:val="22"/>
+              </w:rPr>
+              <w:t>{{aprendiz_alternativa_etapa}}</w:t>
+            </w:r>
           </w:p>
         </w:tc>
         <w:tc>
@@ -2562,6 +2674,13 @@
                 <w14:ligatures w14:val="none"/>
               </w:rPr>
             </w:pPr>
+            <w:r>
+              <w:rPr>
+                <w:rFonts w:ascii="Calibri" w:hAnsi="Calibri" w:cs="Calibri" w:eastAsia="Calibri"/>
+                <w:sz w:val="22"/>
+              </w:rPr>
+              <w:t>{{aprendiz_fecha_registro_sofia}}</w:t>
+            </w:r>
           </w:p>
         </w:tc>
       </w:tr>
@@ -2701,6 +2820,13 @@
                 <w14:ligatures w14:val="none"/>
               </w:rPr>
             </w:pPr>
+            <w:r>
+              <w:rPr>
+                <w:rFonts w:ascii="Calibri" w:hAnsi="Calibri" w:cs="Calibri" w:eastAsia="Calibri"/>
+                <w:sz w:val="22"/>
+              </w:rPr>
+              <w:t>{{instructor_nombre}}</w:t>
+            </w:r>
           </w:p>
         </w:tc>
       </w:tr>
@@ -2803,6 +2929,13 @@
                 <w14:ligatures w14:val="none"/>
               </w:rPr>
             </w:pPr>
+            <w:r>
+              <w:rPr>
+                <w:rFonts w:ascii="Calibri" w:hAnsi="Calibri" w:cs="Calibri" w:eastAsia="Calibri"/>
+                <w:sz w:val="22"/>
+              </w:rPr>
+              <w:t>{{instructor_telefono}}</w:t>
+            </w:r>
           </w:p>
         </w:tc>
       </w:tr>
@@ -2905,6 +3038,13 @@
                 <w14:ligatures w14:val="none"/>
               </w:rPr>
             </w:pPr>
+            <w:r>
+              <w:rPr>
+                <w:rFonts w:ascii="Calibri" w:hAnsi="Calibri" w:cs="Calibri" w:eastAsia="Calibri"/>
+                <w:sz w:val="22"/>
+              </w:rPr>
+              <w:t>{{instructor_correo}}</w:t>
+            </w:r>
           </w:p>
         </w:tc>
       </w:tr>
@@ -3173,6 +3313,13 @@
                 <w14:ligatures w14:val="none"/>
               </w:rPr>
             </w:pPr>
+            <w:r>
+              <w:rPr>
+                <w:rFonts w:ascii="Calibri" w:hAnsi="Calibri" w:cs="Calibri" w:eastAsia="Calibri"/>
+                <w:sz w:val="22"/>
+              </w:rPr>
+              <w:t>{{empresa_nombre}}</w:t>
+            </w:r>
           </w:p>
         </w:tc>
       </w:tr>
@@ -3275,6 +3422,13 @@
                 <w14:ligatures w14:val="none"/>
               </w:rPr>
             </w:pPr>
+            <w:r>
+              <w:rPr>
+                <w:rFonts w:ascii="Calibri" w:hAnsi="Calibri" w:cs="Calibri" w:eastAsia="Calibri"/>
+                <w:sz w:val="22"/>
+              </w:rPr>
+              <w:t>{{empresa_direccion}}</w:t>
+            </w:r>
           </w:p>
         </w:tc>
       </w:tr>
@@ -3377,6 +3531,13 @@
                 <w14:ligatures w14:val="none"/>
               </w:rPr>
             </w:pPr>
+            <w:r>
+              <w:rPr>
+                <w:rFonts w:ascii="Calibri" w:hAnsi="Calibri" w:cs="Calibri" w:eastAsia="Calibri"/>
+                <w:sz w:val="22"/>
+              </w:rPr>
+              <w:t>{{empresa_nit}}</w:t>
+            </w:r>
           </w:p>
         </w:tc>
       </w:tr>
@@ -3478,6 +3639,13 @@
                 <w14:ligatures w14:val="none"/>
               </w:rPr>
             </w:pPr>
+            <w:r>
+              <w:rPr>
+                <w:rFonts w:ascii="Calibri" w:hAnsi="Calibri" w:cs="Calibri" w:eastAsia="Calibri"/>
+                <w:sz w:val="22"/>
+              </w:rPr>
+              <w:t>{{empresa_correo}}</w:t>
+            </w:r>
           </w:p>
         </w:tc>
       </w:tr>
@@ -3580,6 +3748,13 @@
                 <w14:ligatures w14:val="none"/>
               </w:rPr>
             </w:pPr>
+            <w:r>
+              <w:rPr>
+                <w:rFonts w:ascii="Calibri" w:hAnsi="Calibri" w:cs="Calibri" w:eastAsia="Calibri"/>
+                <w:sz w:val="22"/>
+              </w:rPr>
+              <w:t>{{empresa_jefe_inmediato}}</w:t>
+            </w:r>
           </w:p>
         </w:tc>
       </w:tr>
@@ -3682,6 +3857,13 @@
                 <w14:ligatures w14:val="none"/>
               </w:rPr>
             </w:pPr>
+            <w:r>
+              <w:rPr>
+                <w:rFonts w:ascii="Calibri" w:hAnsi="Calibri" w:cs="Calibri" w:eastAsia="Calibri"/>
+                <w:sz w:val="22"/>
+              </w:rPr>
+              <w:t>{{empresa_jefe_cargo}}</w:t>
+            </w:r>
           </w:p>
         </w:tc>
       </w:tr>
@@ -3794,7 +3976,7 @@
                 <w:lang w:val="es-CO" w:eastAsia="es-CO"/>
                 <w14:ligatures w14:val="none"/>
               </w:rPr>
-              <w:t> </w:t>
+              <w:t>{{empresa_telefono_jefe}}</w:t>
             </w:r>
           </w:p>
         </w:tc>
@@ -3898,6 +4080,13 @@
                 <w14:ligatures w14:val="none"/>
               </w:rPr>
             </w:pPr>
+            <w:r>
+              <w:rPr>
+                <w:rFonts w:ascii="Calibri" w:hAnsi="Calibri" w:cs="Calibri" w:eastAsia="Calibri"/>
+                <w:sz w:val="22"/>
+              </w:rPr>
+              <w:t>{{empresa_otro_contacto}}</w:t>
+            </w:r>
           </w:p>
         </w:tc>
       </w:tr>
@@ -4024,6 +4213,13 @@
                 <w14:ligatures w14:val="none"/>
               </w:rPr>
             </w:pPr>
+            <w:r>
+              <w:rPr>
+                <w:rFonts w:ascii="Calibri" w:hAnsi="Calibri" w:cs="Calibri" w:eastAsia="Calibri"/>
+                <w:sz w:val="22"/>
+              </w:rPr>
+              <w:t>{{empresa_telefono_institucional}}</w:t>
+            </w:r>
           </w:p>
         </w:tc>
       </w:tr>
@@ -4813,7 +5009,7 @@
                 <w:lang w:val="es-CO" w:eastAsia="es-CO"/>
                 <w14:ligatures w14:val="none"/>
               </w:rPr>
-              <w:t> </w:t>
+              <w:t>{{m1_fecha_inicio_etapa}}</w:t>
             </w:r>
           </w:p>
           <w:p>
@@ -4999,7 +5195,7 @@
                 <w:lang w:val="es-CO" w:eastAsia="es-CO"/>
                 <w14:ligatures w14:val="none"/>
               </w:rPr>
-              <w:t> </w:t>
+              <w:t>{{m1_fecha_fin_etapa}}</w:t>
             </w:r>
           </w:p>
         </w:tc>
@@ -5089,6 +5285,13 @@
                 <w14:ligatures w14:val="none"/>
               </w:rPr>
             </w:pPr>
+            <w:r>
+              <w:rPr>
+                <w:rFonts w:ascii="Calibri" w:hAnsi="Calibri" w:cs="Calibri" w:eastAsia="Calibri"/>
+                <w:sz w:val="22"/>
+              </w:rPr>
+              <w:t>{{m1_fecha_arl}}</w:t>
+            </w:r>
           </w:p>
         </w:tc>
       </w:tr>
@@ -5385,7 +5588,7 @@
                 <w:lang w:val="es-CO" w:eastAsia="es-CO"/>
                 <w14:ligatures w14:val="none"/>
               </w:rPr>
-              <w:t> </w:t>
+              <w:t>{{m1_horario}}</w:t>
             </w:r>
           </w:p>
         </w:tc>
@@ -5494,6 +5697,13 @@
                 <w14:ligatures w14:val="none"/>
               </w:rPr>
             </w:pPr>
+            <w:r>
+              <w:rPr>
+                <w:rFonts w:ascii="Calibri" w:hAnsi="Calibri" w:cs="Calibri" w:eastAsia="Calibri"/>
+                <w:sz w:val="22"/>
+              </w:rPr>
+              <w:t>{{m1_enlace_grabacion}}</w:t>
+            </w:r>
           </w:p>
         </w:tc>
       </w:tr>
@@ -5658,6 +5868,13 @@
                 <w14:ligatures w14:val="none"/>
               </w:rPr>
             </w:pPr>
+            <w:r>
+              <w:rPr>
+                <w:rFonts w:ascii="Calibri" w:hAnsi="Calibri" w:cs="Calibri" w:eastAsia="Calibri"/>
+                <w:sz w:val="22"/>
+              </w:rPr>
+              <w:t>{{m1_competencias}}</w:t>
+            </w:r>
           </w:p>
           <w:p>
             <w:pPr>
@@ -5826,6 +6043,13 @@
                 <w14:ligatures w14:val="none"/>
               </w:rPr>
             </w:pPr>
+            <w:r>
+              <w:rPr>
+                <w:rFonts w:ascii="Calibri" w:hAnsi="Calibri" w:cs="Calibri" w:eastAsia="Calibri"/>
+                <w:sz w:val="22"/>
+              </w:rPr>
+              <w:t>{{m1_resultados}}</w:t>
+            </w:r>
           </w:p>
           <w:p>
             <w:pPr>
@@ -6030,6 +6254,13 @@
                 <w14:ligatures w14:val="none"/>
               </w:rPr>
             </w:pPr>
+            <w:r>
+              <w:rPr>
+                <w:rFonts w:ascii="Calibri" w:hAnsi="Calibri" w:cs="Calibri" w:eastAsia="Calibri"/>
+                <w:sz w:val="22"/>
+              </w:rPr>
+              <w:t>{{m1_actividades}}</w:t>
+            </w:r>
           </w:p>
           <w:p>
             <w:pPr>
@@ -6258,18 +6489,7 @@
                 <w14:ligatures w14:val="none"/>
               </w:rPr>
               <w:br/>
-            </w:r>
-            <w:r>
-              <w:rPr>
-                <w:rFonts w:ascii="Calibri" w:hAnsi="Calibri" w:cs="Calibri"/>
-                <w:i/>
-                <w:iCs/>
-                <w:sz w:val="18"/>
-                <w:szCs w:val="18"/>
-                <w:lang w:val="es-CO" w:eastAsia="es-CO"/>
-                <w14:ligatures w14:val="none"/>
-              </w:rPr>
-              <w:br/>
+              <w:t>{{m1_evidencias}}</w:t>
             </w:r>
           </w:p>
           <w:p>
@@ -6413,6 +6633,13 @@
                 <w14:ligatures w14:val="none"/>
               </w:rPr>
             </w:pPr>
+            <w:r>
+              <w:rPr>
+                <w:rFonts w:ascii="Calibri" w:hAnsi="Calibri" w:cs="Calibri" w:eastAsia="Calibri"/>
+                <w:sz w:val="22"/>
+              </w:rPr>
+              <w:t>{{m1_observaciones}}</w:t>
+            </w:r>
           </w:p>
           <w:p>
             <w:pPr>
@@ -6533,6 +6760,13 @@
                 <w14:ligatures w14:val="none"/>
               </w:rPr>
             </w:pPr>
+            <w:r>
+              <w:rPr>
+                <w:rFonts w:ascii="Calibri" w:hAnsi="Calibri" w:cs="Calibri" w:eastAsia="Calibri"/>
+                <w:sz w:val="22"/>
+              </w:rPr>
+              <w:t>{{firma_aprendiz}}</w:t>
+            </w:r>
           </w:p>
         </w:tc>
         <w:tc>
@@ -6584,6 +6818,13 @@
                 <w14:ligatures w14:val="none"/>
               </w:rPr>
             </w:pPr>
+            <w:r>
+              <w:rPr>
+                <w:rFonts w:ascii="Calibri" w:hAnsi="Calibri" w:cs="Calibri" w:eastAsia="Calibri"/>
+                <w:sz w:val="22"/>
+              </w:rPr>
+              <w:t>{{firma_instructor}}</w:t>
+            </w:r>
           </w:p>
         </w:tc>
         <w:tc>
@@ -6635,6 +6876,13 @@
                 <w14:ligatures w14:val="none"/>
               </w:rPr>
             </w:pPr>
+            <w:r>
+              <w:rPr>
+                <w:rFonts w:ascii="Calibri" w:hAnsi="Calibri" w:cs="Calibri" w:eastAsia="Calibri"/>
+                <w:sz w:val="22"/>
+              </w:rPr>
+              <w:t>{{firma_ente_coformador}}</w:t>
+            </w:r>
           </w:p>
         </w:tc>
       </w:tr>
@@ -6886,214 +7134,8 @@
           <w14:ligatures w14:val="none"/>
         </w:rPr>
         <w:br/>
-      </w:r>
-      <w:r>
-        <w:rPr>
-          <w:rFonts w:ascii="Calibri" w:hAnsi="Calibri" w:cs="Calibri"/>
-          <w:b/>
-          <w:bCs/>
-          <w:color w:val="000000"/>
-          <w:sz w:val="20"/>
-          <w:szCs w:val="20"/>
-          <w:lang w:val="es-CO" w:eastAsia="es-CO"/>
-          <w14:ligatures w14:val="none"/>
-        </w:rPr>
-        <w:t>Ciudad____________</w:t>
-      </w:r>
-      <w:r>
-        <w:rPr>
-          <w:rFonts w:ascii="Calibri" w:hAnsi="Calibri" w:cs="Calibri"/>
-          <w:b/>
-          <w:bCs/>
-          <w:color w:val="000000"/>
-          <w:sz w:val="20"/>
-          <w:szCs w:val="20"/>
-          <w:lang w:val="es-CO" w:eastAsia="es-CO"/>
-          <w14:ligatures w14:val="none"/>
-        </w:rPr>
-        <w:t xml:space="preserve"> </w:t>
-      </w:r>
-      <w:r>
-        <w:rPr>
-          <w:rFonts w:ascii="Calibri" w:hAnsi="Calibri" w:cs="Calibri"/>
-          <w:b/>
-          <w:bCs/>
-          <w:color w:val="000000"/>
-          <w:sz w:val="20"/>
-          <w:szCs w:val="20"/>
-          <w:lang w:val="es-CO" w:eastAsia="es-CO"/>
-          <w14:ligatures w14:val="none"/>
-        </w:rPr>
-        <w:t>y fecha</w:t>
-      </w:r>
-      <w:r>
-        <w:rPr>
-          <w:rFonts w:ascii="Calibri" w:hAnsi="Calibri" w:cs="Calibri"/>
-          <w:b/>
-          <w:bCs/>
-          <w:color w:val="000000"/>
-          <w:sz w:val="20"/>
-          <w:szCs w:val="20"/>
-          <w:lang w:val="es-CO" w:eastAsia="es-CO"/>
-          <w14:ligatures w14:val="none"/>
-        </w:rPr>
-        <w:t xml:space="preserve"> </w:t>
-      </w:r>
-      <w:r>
-        <w:rPr>
-          <w:rFonts w:ascii="Calibri" w:hAnsi="Calibri" w:cs="Calibri"/>
-          <w:b/>
-          <w:bCs/>
-          <w:color w:val="000000"/>
-          <w:sz w:val="20"/>
-          <w:szCs w:val="20"/>
-          <w:lang w:val="es-CO" w:eastAsia="es-CO"/>
-          <w14:ligatures w14:val="none"/>
-        </w:rPr>
-        <w:t>de diligenciamiento</w:t>
-      </w:r>
-      <w:r>
-        <w:rPr>
-          <w:rFonts w:ascii="Calibri" w:hAnsi="Calibri" w:cs="Calibri"/>
-          <w:b/>
-          <w:bCs/>
-          <w:color w:val="000000"/>
-          <w:sz w:val="20"/>
-          <w:szCs w:val="20"/>
-          <w:lang w:val="es-CO" w:eastAsia="es-CO"/>
-          <w14:ligatures w14:val="none"/>
-        </w:rPr>
-        <w:t>: __</w:t>
-      </w:r>
-      <w:r>
-        <w:rPr>
-          <w:rFonts w:ascii="Calibri" w:hAnsi="Calibri" w:cs="Calibri"/>
-          <w:b/>
-          <w:bCs/>
-          <w:color w:val="000000"/>
-          <w:sz w:val="20"/>
-          <w:szCs w:val="20"/>
-          <w:lang w:val="es-CO" w:eastAsia="es-CO"/>
-          <w14:ligatures w14:val="none"/>
-        </w:rPr>
-        <w:t>_</w:t>
-      </w:r>
-      <w:r>
-        <w:rPr>
-          <w:rFonts w:ascii="Calibri" w:hAnsi="Calibri" w:cs="Calibri"/>
-          <w:b/>
-          <w:bCs/>
-          <w:color w:val="000000"/>
-          <w:sz w:val="20"/>
-          <w:szCs w:val="20"/>
-          <w:lang w:val="es-CO" w:eastAsia="es-CO"/>
-          <w14:ligatures w14:val="none"/>
-        </w:rPr>
-        <w:t>/__</w:t>
-      </w:r>
-      <w:r>
-        <w:rPr>
-          <w:rFonts w:ascii="Calibri" w:hAnsi="Calibri" w:cs="Calibri"/>
-          <w:b/>
-          <w:bCs/>
-          <w:color w:val="000000"/>
-          <w:sz w:val="20"/>
-          <w:szCs w:val="20"/>
-          <w:lang w:val="es-CO" w:eastAsia="es-CO"/>
-          <w14:ligatures w14:val="none"/>
-        </w:rPr>
-        <w:t>_</w:t>
-      </w:r>
-      <w:r>
-        <w:rPr>
-          <w:rFonts w:ascii="Calibri" w:hAnsi="Calibri" w:cs="Calibri"/>
-          <w:b/>
-          <w:bCs/>
-          <w:color w:val="000000"/>
-          <w:sz w:val="20"/>
-          <w:szCs w:val="20"/>
-          <w:lang w:val="es-CO" w:eastAsia="es-CO"/>
-          <w14:ligatures w14:val="none"/>
-        </w:rPr>
-        <w:t xml:space="preserve">/____ de forma </w:t>
-      </w:r>
-      <w:r>
-        <w:rPr>
-          <w:rFonts w:ascii="Calibri" w:hAnsi="Calibri" w:cs="Calibri"/>
-          <w:b/>
-          <w:bCs/>
-          <w:color w:val="000000"/>
-          <w:sz w:val="20"/>
-          <w:szCs w:val="20"/>
-          <w:lang w:val="es-CO" w:eastAsia="es-CO"/>
-          <w14:ligatures w14:val="none"/>
-        </w:rPr>
-        <w:t>p</w:t>
-      </w:r>
-      <w:r>
-        <w:rPr>
-          <w:rFonts w:ascii="Calibri" w:hAnsi="Calibri" w:cs="Calibri"/>
-          <w:b/>
-          <w:bCs/>
-          <w:color w:val="000000"/>
-          <w:sz w:val="20"/>
-          <w:szCs w:val="20"/>
-          <w:lang w:val="es-CO" w:eastAsia="es-CO"/>
-          <w14:ligatures w14:val="none"/>
-        </w:rPr>
-        <w:t xml:space="preserve">resencial ___ o </w:t>
-      </w:r>
-      <w:r>
-        <w:rPr>
-          <w:rFonts w:ascii="Calibri" w:hAnsi="Calibri" w:cs="Calibri"/>
-          <w:b/>
-          <w:bCs/>
-          <w:color w:val="000000"/>
-          <w:sz w:val="20"/>
-          <w:szCs w:val="20"/>
-          <w:lang w:val="es-CO" w:eastAsia="es-CO"/>
-          <w14:ligatures w14:val="none"/>
-        </w:rPr>
-        <w:t>v</w:t>
-      </w:r>
-      <w:r>
-        <w:rPr>
-          <w:rFonts w:ascii="Calibri" w:hAnsi="Calibri" w:cs="Calibri"/>
-          <w:b/>
-          <w:bCs/>
-          <w:color w:val="000000"/>
-          <w:sz w:val="20"/>
-          <w:szCs w:val="20"/>
-          <w:lang w:val="es-CO" w:eastAsia="es-CO"/>
-          <w14:ligatures w14:val="none"/>
-        </w:rPr>
-        <w:t>irtual _</w:t>
-      </w:r>
-      <w:r>
-        <w:rPr>
-          <w:rFonts w:ascii="Calibri" w:hAnsi="Calibri" w:cs="Calibri"/>
-          <w:b/>
-          <w:bCs/>
-          <w:color w:val="000000"/>
-          <w:sz w:val="20"/>
-          <w:szCs w:val="20"/>
-          <w:lang w:val="es-CO" w:eastAsia="es-CO"/>
-          <w14:ligatures w14:val="none"/>
-        </w:rPr>
-        <w:t>_</w:t>
-      </w:r>
-      <w:r>
-        <w:rPr>
-          <w:rFonts w:ascii="Calibri" w:hAnsi="Calibri" w:cs="Calibri"/>
-          <w:b/>
-          <w:bCs/>
-          <w:color w:val="000000"/>
-          <w:sz w:val="20"/>
-          <w:szCs w:val="20"/>
-          <w:lang w:val="es-CO" w:eastAsia="es-CO"/>
-          <w14:ligatures w14:val="none"/>
-        </w:rPr>
-        <w:t>_</w:t>
+        <w:t xml:space="preserve">
+Ciudad {{m1_ciudad}} y fecha de diligenciamiento: {{m1_fecha_diligenciamiento}} de forma presencial {{m1_marca_presencial}} o virtual {{m1_marca_virtual}}</w:t>
       </w:r>
     </w:p>
     <w:p>
@@ -7333,6 +7375,13 @@
                 <w14:ligatures w14:val="none"/>
               </w:rPr>
             </w:pPr>
+            <w:r>
+              <w:rPr>
+                <w:rFonts w:ascii="Calibri" w:hAnsi="Calibri" w:cs="Calibri" w:eastAsia="Calibri"/>
+                <w:sz w:val="22"/>
+              </w:rPr>
+              <w:t>{{m2_fecha_inicio_etapa}}</w:t>
+            </w:r>
           </w:p>
         </w:tc>
         <w:tc>
@@ -7438,6 +7487,13 @@
                 <w14:ligatures w14:val="none"/>
               </w:rPr>
             </w:pPr>
+            <w:r>
+              <w:rPr>
+                <w:rFonts w:ascii="Calibri" w:hAnsi="Calibri" w:cs="Calibri" w:eastAsia="Calibri"/>
+                <w:sz w:val="22"/>
+              </w:rPr>
+              <w:t>{{m2_fecha_momento_seguimiento}}</w:t>
+            </w:r>
           </w:p>
         </w:tc>
       </w:tr>
@@ -7519,6 +7575,13 @@
                 <w14:ligatures w14:val="none"/>
               </w:rPr>
             </w:pPr>
+            <w:r>
+              <w:rPr>
+                <w:rFonts w:ascii="Calibri" w:hAnsi="Calibri" w:cs="Calibri" w:eastAsia="Calibri"/>
+                <w:sz w:val="22"/>
+              </w:rPr>
+              <w:t>{{m2_modalidad}}</w:t>
+            </w:r>
           </w:p>
         </w:tc>
         <w:tc>
@@ -7605,7 +7668,7 @@
                 <w:lang w:val="es-CO" w:eastAsia="es-CO"/>
                 <w14:ligatures w14:val="none"/>
               </w:rPr>
-              <w:t> </w:t>
+              <w:t>{{m2_enlace_grabacion}}</w:t>
             </w:r>
           </w:p>
         </w:tc>
@@ -8013,6 +8076,13 @@
                 <w14:ligatures w14:val="none"/>
               </w:rPr>
             </w:pPr>
+            <w:r>
+              <w:rPr>
+                <w:rFonts w:ascii="Calibri" w:hAnsi="Calibri" w:cs="Calibri" w:eastAsia="Calibri"/>
+                <w:sz w:val="22"/>
+              </w:rPr>
+              <w:t>{{m2_sat_conocimiento}}</w:t>
+            </w:r>
           </w:p>
         </w:tc>
         <w:tc>
@@ -8036,6 +8106,13 @@
                 <w14:ligatures w14:val="none"/>
               </w:rPr>
             </w:pPr>
+            <w:r>
+              <w:rPr>
+                <w:rFonts w:ascii="Calibri" w:hAnsi="Calibri" w:cs="Calibri" w:eastAsia="Calibri"/>
+                <w:sz w:val="22"/>
+              </w:rPr>
+              <w:t>{{m2_pm_conocimiento}}</w:t>
+            </w:r>
           </w:p>
         </w:tc>
         <w:tc>
@@ -8056,6 +8133,13 @@
                 <w14:ligatures w14:val="none"/>
               </w:rPr>
             </w:pPr>
+            <w:r>
+              <w:rPr>
+                <w:rFonts w:ascii="Calibri" w:hAnsi="Calibri" w:cs="Calibri" w:eastAsia="Calibri"/>
+                <w:sz w:val="22"/>
+              </w:rPr>
+              <w:t>{{m2_obs_conocimiento}}</w:t>
+            </w:r>
           </w:p>
         </w:tc>
       </w:tr>
@@ -8143,6 +8227,13 @@
                 <w14:ligatures w14:val="none"/>
               </w:rPr>
             </w:pPr>
+            <w:r>
+              <w:rPr>
+                <w:rFonts w:ascii="Calibri" w:hAnsi="Calibri" w:cs="Calibri" w:eastAsia="Calibri"/>
+                <w:sz w:val="22"/>
+              </w:rPr>
+              <w:t>{{m2_sat_mejora_continua}}</w:t>
+            </w:r>
           </w:p>
         </w:tc>
         <w:tc>
@@ -8166,6 +8257,13 @@
                 <w14:ligatures w14:val="none"/>
               </w:rPr>
             </w:pPr>
+            <w:r>
+              <w:rPr>
+                <w:rFonts w:ascii="Calibri" w:hAnsi="Calibri" w:cs="Calibri" w:eastAsia="Calibri"/>
+                <w:sz w:val="22"/>
+              </w:rPr>
+              <w:t>{{m2_pm_mejora_continua}}</w:t>
+            </w:r>
           </w:p>
         </w:tc>
         <w:tc>
@@ -8195,7 +8293,7 @@
                 <w:lang w:val="es-CO" w:eastAsia="es-CO"/>
                 <w14:ligatures w14:val="none"/>
               </w:rPr>
-              <w:t> </w:t>
+              <w:t>{{m2_obs_mejora_continua}}</w:t>
             </w:r>
           </w:p>
         </w:tc>
@@ -8284,6 +8382,13 @@
                 <w14:ligatures w14:val="none"/>
               </w:rPr>
             </w:pPr>
+            <w:r>
+              <w:rPr>
+                <w:rFonts w:ascii="Calibri" w:hAnsi="Calibri" w:cs="Calibri" w:eastAsia="Calibri"/>
+                <w:sz w:val="22"/>
+              </w:rPr>
+              <w:t>{{m2_sat_fortalecimiento}}</w:t>
+            </w:r>
           </w:p>
         </w:tc>
         <w:tc>
@@ -8307,6 +8412,13 @@
                 <w14:ligatures w14:val="none"/>
               </w:rPr>
             </w:pPr>
+            <w:r>
+              <w:rPr>
+                <w:rFonts w:ascii="Calibri" w:hAnsi="Calibri" w:cs="Calibri" w:eastAsia="Calibri"/>
+                <w:sz w:val="22"/>
+              </w:rPr>
+              <w:t>{{m2_pm_fortalecimiento}}</w:t>
+            </w:r>
           </w:p>
         </w:tc>
         <w:tc>
@@ -8327,6 +8439,13 @@
                 <w14:ligatures w14:val="none"/>
               </w:rPr>
             </w:pPr>
+            <w:r>
+              <w:rPr>
+                <w:rFonts w:ascii="Calibri" w:hAnsi="Calibri" w:cs="Calibri" w:eastAsia="Calibri"/>
+                <w:sz w:val="22"/>
+              </w:rPr>
+              <w:t>{{m2_obs_fortalecimiento}}</w:t>
+            </w:r>
           </w:p>
         </w:tc>
       </w:tr>
@@ -8414,6 +8533,13 @@
                 <w14:ligatures w14:val="none"/>
               </w:rPr>
             </w:pPr>
+            <w:r>
+              <w:rPr>
+                <w:rFonts w:ascii="Calibri" w:hAnsi="Calibri" w:cs="Calibri" w:eastAsia="Calibri"/>
+                <w:sz w:val="22"/>
+              </w:rPr>
+              <w:t>{{m2_sat_oportunidad_calidad}}</w:t>
+            </w:r>
           </w:p>
         </w:tc>
         <w:tc>
@@ -8437,6 +8563,13 @@
                 <w14:ligatures w14:val="none"/>
               </w:rPr>
             </w:pPr>
+            <w:r>
+              <w:rPr>
+                <w:rFonts w:ascii="Calibri" w:hAnsi="Calibri" w:cs="Calibri" w:eastAsia="Calibri"/>
+                <w:sz w:val="22"/>
+              </w:rPr>
+              <w:t>{{m2_pm_oportunidad_calidad}}</w:t>
+            </w:r>
           </w:p>
         </w:tc>
         <w:tc>
@@ -8458,6 +8591,13 @@
                 <w14:ligatures w14:val="none"/>
               </w:rPr>
             </w:pPr>
+            <w:r>
+              <w:rPr>
+                <w:rFonts w:ascii="Calibri" w:hAnsi="Calibri" w:cs="Calibri" w:eastAsia="Calibri"/>
+                <w:sz w:val="22"/>
+              </w:rPr>
+              <w:t>{{m2_obs_oportunidad_calidad}}</w:t>
+            </w:r>
           </w:p>
         </w:tc>
       </w:tr>
@@ -8545,6 +8685,13 @@
                 <w14:ligatures w14:val="none"/>
               </w:rPr>
             </w:pPr>
+            <w:r>
+              <w:rPr>
+                <w:rFonts w:ascii="Calibri" w:hAnsi="Calibri" w:cs="Calibri" w:eastAsia="Calibri"/>
+                <w:sz w:val="22"/>
+              </w:rPr>
+              <w:t>{{m2_sat_resp_ambiental}}</w:t>
+            </w:r>
           </w:p>
         </w:tc>
         <w:tc>
@@ -8568,6 +8715,13 @@
                 <w14:ligatures w14:val="none"/>
               </w:rPr>
             </w:pPr>
+            <w:r>
+              <w:rPr>
+                <w:rFonts w:ascii="Calibri" w:hAnsi="Calibri" w:cs="Calibri" w:eastAsia="Calibri"/>
+                <w:sz w:val="22"/>
+              </w:rPr>
+              <w:t>{{m2_pm_resp_ambiental}}</w:t>
+            </w:r>
           </w:p>
         </w:tc>
         <w:tc>
@@ -8589,6 +8743,13 @@
                 <w14:ligatures w14:val="none"/>
               </w:rPr>
             </w:pPr>
+            <w:r>
+              <w:rPr>
+                <w:rFonts w:ascii="Calibri" w:hAnsi="Calibri" w:cs="Calibri" w:eastAsia="Calibri"/>
+                <w:sz w:val="22"/>
+              </w:rPr>
+              <w:t>{{m2_obs_resp_ambiental}}</w:t>
+            </w:r>
           </w:p>
         </w:tc>
       </w:tr>
@@ -8676,6 +8837,13 @@
                 <w14:ligatures w14:val="none"/>
               </w:rPr>
             </w:pPr>
+            <w:r>
+              <w:rPr>
+                <w:rFonts w:ascii="Calibri" w:hAnsi="Calibri" w:cs="Calibri" w:eastAsia="Calibri"/>
+                <w:sz w:val="22"/>
+              </w:rPr>
+              <w:t>{{m2_sat_admin_recursos}}</w:t>
+            </w:r>
           </w:p>
         </w:tc>
         <w:tc>
@@ -8699,6 +8867,13 @@
                 <w14:ligatures w14:val="none"/>
               </w:rPr>
             </w:pPr>
+            <w:r>
+              <w:rPr>
+                <w:rFonts w:ascii="Calibri" w:hAnsi="Calibri" w:cs="Calibri" w:eastAsia="Calibri"/>
+                <w:sz w:val="22"/>
+              </w:rPr>
+              <w:t>{{m2_pm_admin_recursos}}</w:t>
+            </w:r>
           </w:p>
         </w:tc>
         <w:tc>
@@ -8719,6 +8894,13 @@
                 <w14:ligatures w14:val="none"/>
               </w:rPr>
             </w:pPr>
+            <w:r>
+              <w:rPr>
+                <w:rFonts w:ascii="Calibri" w:hAnsi="Calibri" w:cs="Calibri" w:eastAsia="Calibri"/>
+                <w:sz w:val="22"/>
+              </w:rPr>
+              <w:t>{{m2_obs_admin_recursos}}</w:t>
+            </w:r>
           </w:p>
         </w:tc>
       </w:tr>
@@ -8782,6 +8964,13 @@
                 <w14:ligatures w14:val="none"/>
               </w:rPr>
             </w:pPr>
+            <w:r>
+              <w:rPr>
+                <w:rFonts w:ascii="Calibri" w:hAnsi="Calibri" w:cs="Calibri" w:eastAsia="Calibri"/>
+                <w:sz w:val="22"/>
+              </w:rPr>
+              <w:t>{{m2_sat_seguridad_salud}}</w:t>
+            </w:r>
           </w:p>
         </w:tc>
         <w:tc>
@@ -8805,6 +8994,13 @@
                 <w14:ligatures w14:val="none"/>
               </w:rPr>
             </w:pPr>
+            <w:r>
+              <w:rPr>
+                <w:rFonts w:ascii="Calibri" w:hAnsi="Calibri" w:cs="Calibri" w:eastAsia="Calibri"/>
+                <w:sz w:val="22"/>
+              </w:rPr>
+              <w:t>{{m2_pm_seguridad_salud}}</w:t>
+            </w:r>
           </w:p>
         </w:tc>
         <w:tc>
@@ -8825,6 +9021,13 @@
                 <w14:ligatures w14:val="none"/>
               </w:rPr>
             </w:pPr>
+            <w:r>
+              <w:rPr>
+                <w:rFonts w:ascii="Calibri" w:hAnsi="Calibri" w:cs="Calibri" w:eastAsia="Calibri"/>
+                <w:sz w:val="22"/>
+              </w:rPr>
+              <w:t>{{m2_obs_seguridad_salud}}</w:t>
+            </w:r>
           </w:p>
         </w:tc>
       </w:tr>
@@ -8942,6 +9145,13 @@
                 <w14:ligatures w14:val="none"/>
               </w:rPr>
             </w:pPr>
+            <w:r>
+              <w:rPr>
+                <w:rFonts w:ascii="Calibri" w:hAnsi="Calibri" w:cs="Calibri" w:eastAsia="Calibri"/>
+                <w:sz w:val="22"/>
+              </w:rPr>
+              <w:t>{{m2_sat_documentacion}}</w:t>
+            </w:r>
           </w:p>
         </w:tc>
         <w:tc>
@@ -8968,6 +9178,13 @@
                 <w14:ligatures w14:val="none"/>
               </w:rPr>
             </w:pPr>
+            <w:r>
+              <w:rPr>
+                <w:rFonts w:ascii="Calibri" w:hAnsi="Calibri" w:cs="Calibri" w:eastAsia="Calibri"/>
+                <w:sz w:val="22"/>
+              </w:rPr>
+              <w:t>{{m2_pm_documentacion}}</w:t>
+            </w:r>
           </w:p>
         </w:tc>
         <w:tc>
@@ -8991,6 +9208,13 @@
                 <w14:ligatures w14:val="none"/>
               </w:rPr>
             </w:pPr>
+            <w:r>
+              <w:rPr>
+                <w:rFonts w:ascii="Calibri" w:hAnsi="Calibri" w:cs="Calibri" w:eastAsia="Calibri"/>
+                <w:sz w:val="22"/>
+              </w:rPr>
+              <w:t>{{m2_obs_documentacion}}</w:t>
+            </w:r>
           </w:p>
         </w:tc>
       </w:tr>
@@ -9429,6 +9653,13 @@
                 <w14:ligatures w14:val="none"/>
               </w:rPr>
             </w:pPr>
+            <w:r>
+              <w:rPr>
+                <w:rFonts w:ascii="Calibri" w:hAnsi="Calibri" w:cs="Calibri" w:eastAsia="Calibri"/>
+                <w:sz w:val="22"/>
+              </w:rPr>
+              <w:t>{{m2_sat_relaciones}}</w:t>
+            </w:r>
           </w:p>
         </w:tc>
         <w:tc>
@@ -9452,6 +9683,13 @@
                 <w14:ligatures w14:val="none"/>
               </w:rPr>
             </w:pPr>
+            <w:r>
+              <w:rPr>
+                <w:rFonts w:ascii="Calibri" w:hAnsi="Calibri" w:cs="Calibri" w:eastAsia="Calibri"/>
+                <w:sz w:val="22"/>
+              </w:rPr>
+              <w:t>{{m2_pm_relaciones}}</w:t>
+            </w:r>
           </w:p>
         </w:tc>
         <w:tc>
@@ -9473,6 +9711,13 @@
                 <w14:ligatures w14:val="none"/>
               </w:rPr>
             </w:pPr>
+            <w:r>
+              <w:rPr>
+                <w:rFonts w:ascii="Calibri" w:hAnsi="Calibri" w:cs="Calibri" w:eastAsia="Calibri"/>
+                <w:sz w:val="22"/>
+              </w:rPr>
+              <w:t>{{m2_obs_relaciones}}</w:t>
+            </w:r>
           </w:p>
         </w:tc>
       </w:tr>
@@ -9560,6 +9805,13 @@
                 <w14:ligatures w14:val="none"/>
               </w:rPr>
             </w:pPr>
+            <w:r>
+              <w:rPr>
+                <w:rFonts w:ascii="Calibri" w:hAnsi="Calibri" w:cs="Calibri" w:eastAsia="Calibri"/>
+                <w:sz w:val="22"/>
+              </w:rPr>
+              <w:t>{{m2_sat_trabajo_equipo}}</w:t>
+            </w:r>
           </w:p>
         </w:tc>
         <w:tc>
@@ -9583,6 +9835,13 @@
                 <w14:ligatures w14:val="none"/>
               </w:rPr>
             </w:pPr>
+            <w:r>
+              <w:rPr>
+                <w:rFonts w:ascii="Calibri" w:hAnsi="Calibri" w:cs="Calibri" w:eastAsia="Calibri"/>
+                <w:sz w:val="22"/>
+              </w:rPr>
+              <w:t>{{m2_pm_trabajo_equipo}}</w:t>
+            </w:r>
           </w:p>
         </w:tc>
         <w:tc>
@@ -9604,6 +9863,13 @@
                 <w14:ligatures w14:val="none"/>
               </w:rPr>
             </w:pPr>
+            <w:r>
+              <w:rPr>
+                <w:rFonts w:ascii="Calibri" w:hAnsi="Calibri" w:cs="Calibri" w:eastAsia="Calibri"/>
+                <w:sz w:val="22"/>
+              </w:rPr>
+              <w:t>{{m2_obs_trabajo_equipo}}</w:t>
+            </w:r>
           </w:p>
         </w:tc>
       </w:tr>
@@ -9691,6 +9957,13 @@
                 <w14:ligatures w14:val="none"/>
               </w:rPr>
             </w:pPr>
+            <w:r>
+              <w:rPr>
+                <w:rFonts w:ascii="Calibri" w:hAnsi="Calibri" w:cs="Calibri" w:eastAsia="Calibri"/>
+                <w:sz w:val="22"/>
+              </w:rPr>
+              <w:t>{{m2_sat_solucion_problemas}}</w:t>
+            </w:r>
           </w:p>
         </w:tc>
         <w:tc>
@@ -9714,6 +9987,13 @@
                 <w14:ligatures w14:val="none"/>
               </w:rPr>
             </w:pPr>
+            <w:r>
+              <w:rPr>
+                <w:rFonts w:ascii="Calibri" w:hAnsi="Calibri" w:cs="Calibri" w:eastAsia="Calibri"/>
+                <w:sz w:val="22"/>
+              </w:rPr>
+              <w:t>{{m2_pm_solucion_problemas}}</w:t>
+            </w:r>
           </w:p>
         </w:tc>
         <w:tc>
@@ -9735,6 +10015,13 @@
                 <w14:ligatures w14:val="none"/>
               </w:rPr>
             </w:pPr>
+            <w:r>
+              <w:rPr>
+                <w:rFonts w:ascii="Calibri" w:hAnsi="Calibri" w:cs="Calibri" w:eastAsia="Calibri"/>
+                <w:sz w:val="22"/>
+              </w:rPr>
+              <w:t>{{m2_obs_solucion_problemas}}</w:t>
+            </w:r>
           </w:p>
         </w:tc>
       </w:tr>
@@ -9798,6 +10085,13 @@
                 <w14:ligatures w14:val="none"/>
               </w:rPr>
             </w:pPr>
+            <w:r>
+              <w:rPr>
+                <w:rFonts w:ascii="Calibri" w:hAnsi="Calibri" w:cs="Calibri" w:eastAsia="Calibri"/>
+                <w:sz w:val="22"/>
+              </w:rPr>
+              <w:t>{{m2_sat_cumplimiento}}</w:t>
+            </w:r>
           </w:p>
         </w:tc>
         <w:tc>
@@ -9821,6 +10115,13 @@
                 <w14:ligatures w14:val="none"/>
               </w:rPr>
             </w:pPr>
+            <w:r>
+              <w:rPr>
+                <w:rFonts w:ascii="Calibri" w:hAnsi="Calibri" w:cs="Calibri" w:eastAsia="Calibri"/>
+                <w:sz w:val="22"/>
+              </w:rPr>
+              <w:t>{{m2_pm_cumplimiento}}</w:t>
+            </w:r>
           </w:p>
         </w:tc>
         <w:tc>
@@ -9842,6 +10143,13 @@
                 <w14:ligatures w14:val="none"/>
               </w:rPr>
             </w:pPr>
+            <w:r>
+              <w:rPr>
+                <w:rFonts w:ascii="Calibri" w:hAnsi="Calibri" w:cs="Calibri" w:eastAsia="Calibri"/>
+                <w:sz w:val="22"/>
+              </w:rPr>
+              <w:t>{{m2_obs_cumplimiento}}</w:t>
+            </w:r>
           </w:p>
         </w:tc>
       </w:tr>
@@ -9905,6 +10213,13 @@
                 <w14:ligatures w14:val="none"/>
               </w:rPr>
             </w:pPr>
+            <w:r>
+              <w:rPr>
+                <w:rFonts w:ascii="Calibri" w:hAnsi="Calibri" w:cs="Calibri" w:eastAsia="Calibri"/>
+                <w:sz w:val="22"/>
+              </w:rPr>
+              <w:t>{{m2_sat_organizacion}}</w:t>
+            </w:r>
           </w:p>
         </w:tc>
         <w:tc>
@@ -9928,6 +10243,13 @@
                 <w14:ligatures w14:val="none"/>
               </w:rPr>
             </w:pPr>
+            <w:r>
+              <w:rPr>
+                <w:rFonts w:ascii="Calibri" w:hAnsi="Calibri" w:cs="Calibri" w:eastAsia="Calibri"/>
+                <w:sz w:val="22"/>
+              </w:rPr>
+              <w:t>{{m2_pm_organizacion}}</w:t>
+            </w:r>
           </w:p>
         </w:tc>
         <w:tc>
@@ -9949,6 +10271,13 @@
                 <w14:ligatures w14:val="none"/>
               </w:rPr>
             </w:pPr>
+            <w:r>
+              <w:rPr>
+                <w:rFonts w:ascii="Calibri" w:hAnsi="Calibri" w:cs="Calibri" w:eastAsia="Calibri"/>
+                <w:sz w:val="22"/>
+              </w:rPr>
+              <w:t>{{m2_obs_organizacion}}</w:t>
+            </w:r>
           </w:p>
         </w:tc>
       </w:tr>
@@ -10019,7 +10348,7 @@
           <w:lang w:val="es-CO" w:eastAsia="es-CO"/>
           <w14:ligatures w14:val="none"/>
         </w:rPr>
-        <w:t>________________________________________________________________________________________________________________________</w:t>
+        <w:t>{{m2_obs_instructor}}</w:t>
       </w:r>
     </w:p>
     <w:p>
@@ -10136,7 +10465,7 @@
           <w:lang w:val="es-CO" w:eastAsia="es-CO"/>
           <w14:ligatures w14:val="none"/>
         </w:rPr>
-        <w:t>________________________________________________________________________________________________________________________</w:t>
+        <w:t>{{m2_obs_aprendiz}}</w:t>
       </w:r>
     </w:p>
     <w:p>
@@ -10253,43 +10582,7 @@
           <w:lang w:val="es-CO" w:eastAsia="es-CO"/>
           <w14:ligatures w14:val="none"/>
         </w:rPr>
-        <w:t>_______________________________________________________________________________________________________________</w:t>
-      </w:r>
-      <w:r>
-        <w:rPr>
-          <w:rFonts w:ascii="Calibri" w:hAnsi="Calibri" w:cs="Calibri"/>
-          <w:b/>
-          <w:bCs/>
-          <w:sz w:val="18"/>
-          <w:szCs w:val="18"/>
-          <w:lang w:val="es-CO" w:eastAsia="es-CO"/>
-          <w14:ligatures w14:val="none"/>
-        </w:rPr>
-        <w:t>____</w:t>
-      </w:r>
-      <w:r>
-        <w:rPr>
-          <w:rFonts w:ascii="Calibri" w:hAnsi="Calibri" w:cs="Calibri"/>
-          <w:b/>
-          <w:bCs/>
-          <w:sz w:val="18"/>
-          <w:szCs w:val="18"/>
-          <w:lang w:val="es-CO" w:eastAsia="es-CO"/>
-          <w14:ligatures w14:val="none"/>
-        </w:rPr>
-        <w:t>___</w:t>
-      </w:r>
-      <w:r>
-        <w:rPr>
-          <w:rFonts w:ascii="Calibri" w:hAnsi="Calibri" w:cs="Calibri"/>
-          <w:b/>
-          <w:bCs/>
-          <w:sz w:val="18"/>
-          <w:szCs w:val="18"/>
-          <w:lang w:val="es-CO" w:eastAsia="es-CO"/>
-          <w14:ligatures w14:val="none"/>
-        </w:rPr>
-        <w:t>__</w:t>
+        <w:t>{{m2_obs_ente_coformador}}</w:t>
       </w:r>
     </w:p>
     <w:tbl>
@@ -10335,6 +10628,13 @@
                 <w:szCs w:val="18"/>
               </w:rPr>
             </w:pPr>
+            <w:r>
+              <w:rPr>
+                <w:rFonts w:ascii="Calibri" w:hAnsi="Calibri" w:cs="Calibri" w:eastAsia="Calibri"/>
+                <w:sz w:val="22"/>
+              </w:rPr>
+              <w:t>{{firma_aprendiz}}</w:t>
+            </w:r>
           </w:p>
         </w:tc>
         <w:tc>
@@ -10372,6 +10672,13 @@
                 <w:szCs w:val="18"/>
               </w:rPr>
             </w:pPr>
+            <w:r>
+              <w:rPr>
+                <w:rFonts w:ascii="Calibri" w:hAnsi="Calibri" w:cs="Calibri" w:eastAsia="Calibri"/>
+                <w:sz w:val="22"/>
+              </w:rPr>
+              <w:t>{{firma_instructor}}</w:t>
+            </w:r>
           </w:p>
         </w:tc>
         <w:tc>
@@ -10409,6 +10716,13 @@
                 <w:szCs w:val="18"/>
               </w:rPr>
             </w:pPr>
+            <w:r>
+              <w:rPr>
+                <w:rFonts w:ascii="Calibri" w:hAnsi="Calibri" w:cs="Calibri" w:eastAsia="Calibri"/>
+                <w:sz w:val="22"/>
+              </w:rPr>
+              <w:t>{{firma_ente_coformador}}</w:t>
+            </w:r>
           </w:p>
         </w:tc>
       </w:tr>
@@ -10645,137 +10959,7 @@
           <w:lang w:val="es-CO" w:eastAsia="es-CO"/>
           <w14:ligatures w14:val="none"/>
         </w:rPr>
-        <w:t xml:space="preserve">Ciudad____________y fecha </w:t>
-      </w:r>
-      <w:r>
-        <w:rPr>
-          <w:rFonts w:ascii="Calibri" w:hAnsi="Calibri" w:cs="Calibri"/>
-          <w:b/>
-          <w:bCs/>
-          <w:color w:val="000000"/>
-          <w:sz w:val="20"/>
-          <w:szCs w:val="20"/>
-          <w:lang w:val="es-CO" w:eastAsia="es-CO"/>
-          <w14:ligatures w14:val="none"/>
-        </w:rPr>
-        <w:t>de diligenciamiento</w:t>
-      </w:r>
-      <w:r>
-        <w:rPr>
-          <w:rFonts w:ascii="Calibri" w:hAnsi="Calibri" w:cs="Calibri"/>
-          <w:b/>
-          <w:bCs/>
-          <w:color w:val="000000"/>
-          <w:sz w:val="20"/>
-          <w:szCs w:val="20"/>
-          <w:lang w:val="es-CO" w:eastAsia="es-CO"/>
-          <w14:ligatures w14:val="none"/>
-        </w:rPr>
-        <w:t>: __</w:t>
-      </w:r>
-      <w:r>
-        <w:rPr>
-          <w:rFonts w:ascii="Calibri" w:hAnsi="Calibri" w:cs="Calibri"/>
-          <w:b/>
-          <w:bCs/>
-          <w:color w:val="000000"/>
-          <w:sz w:val="20"/>
-          <w:szCs w:val="20"/>
-          <w:lang w:val="es-CO" w:eastAsia="es-CO"/>
-          <w14:ligatures w14:val="none"/>
-        </w:rPr>
-        <w:t>_</w:t>
-      </w:r>
-      <w:r>
-        <w:rPr>
-          <w:rFonts w:ascii="Calibri" w:hAnsi="Calibri" w:cs="Calibri"/>
-          <w:b/>
-          <w:bCs/>
-          <w:color w:val="000000"/>
-          <w:sz w:val="20"/>
-          <w:szCs w:val="20"/>
-          <w:lang w:val="es-CO" w:eastAsia="es-CO"/>
-          <w14:ligatures w14:val="none"/>
-        </w:rPr>
-        <w:t>/__</w:t>
-      </w:r>
-      <w:r>
-        <w:rPr>
-          <w:rFonts w:ascii="Calibri" w:hAnsi="Calibri" w:cs="Calibri"/>
-          <w:b/>
-          <w:bCs/>
-          <w:color w:val="000000"/>
-          <w:sz w:val="20"/>
-          <w:szCs w:val="20"/>
-          <w:lang w:val="es-CO" w:eastAsia="es-CO"/>
-          <w14:ligatures w14:val="none"/>
-        </w:rPr>
-        <w:t>_</w:t>
-      </w:r>
-      <w:r>
-        <w:rPr>
-          <w:rFonts w:ascii="Calibri" w:hAnsi="Calibri" w:cs="Calibri"/>
-          <w:b/>
-          <w:bCs/>
-          <w:color w:val="000000"/>
-          <w:sz w:val="20"/>
-          <w:szCs w:val="20"/>
-          <w:lang w:val="es-CO" w:eastAsia="es-CO"/>
-          <w14:ligatures w14:val="none"/>
-        </w:rPr>
-        <w:t xml:space="preserve">/____ de forma </w:t>
-      </w:r>
-      <w:r>
-        <w:rPr>
-          <w:rFonts w:ascii="Calibri" w:hAnsi="Calibri" w:cs="Calibri"/>
-          <w:b/>
-          <w:bCs/>
-          <w:color w:val="000000"/>
-          <w:sz w:val="20"/>
-          <w:szCs w:val="20"/>
-          <w:lang w:val="es-CO" w:eastAsia="es-CO"/>
-          <w14:ligatures w14:val="none"/>
-        </w:rPr>
-        <w:t>p</w:t>
-      </w:r>
-      <w:r>
-        <w:rPr>
-          <w:rFonts w:ascii="Calibri" w:hAnsi="Calibri" w:cs="Calibri"/>
-          <w:b/>
-          <w:bCs/>
-          <w:color w:val="000000"/>
-          <w:sz w:val="20"/>
-          <w:szCs w:val="20"/>
-          <w:lang w:val="es-CO" w:eastAsia="es-CO"/>
-          <w14:ligatures w14:val="none"/>
-        </w:rPr>
-        <w:t xml:space="preserve">resencial ___ o </w:t>
-      </w:r>
-      <w:r>
-        <w:rPr>
-          <w:rFonts w:ascii="Calibri" w:hAnsi="Calibri" w:cs="Calibri"/>
-          <w:b/>
-          <w:bCs/>
-          <w:color w:val="000000"/>
-          <w:sz w:val="20"/>
-          <w:szCs w:val="20"/>
-          <w:lang w:val="es-CO" w:eastAsia="es-CO"/>
-          <w14:ligatures w14:val="none"/>
-        </w:rPr>
-        <w:t>v</w:t>
-      </w:r>
-      <w:r>
-        <w:rPr>
-          <w:rFonts w:ascii="Calibri" w:hAnsi="Calibri" w:cs="Calibri"/>
-          <w:b/>
-          <w:bCs/>
-          <w:color w:val="000000"/>
-          <w:sz w:val="20"/>
-          <w:szCs w:val="20"/>
-          <w:lang w:val="es-CO" w:eastAsia="es-CO"/>
-          <w14:ligatures w14:val="none"/>
-        </w:rPr>
-        <w:t>irtual ___</w:t>
+        <w:t xml:space="preserve">Ciudad {{m2_ciudad}} y fecha de diligenciamiento: {{m2_fecha_diligenciamiento}} de forma presencial {{m2_marca_presencial}} o virtual {{m2_marca_virtual}}</w:t>
       </w:r>
     </w:p>
     <w:p>
@@ -11076,6 +11260,13 @@
                 <w14:ligatures w14:val="none"/>
               </w:rPr>
             </w:pPr>
+            <w:r>
+              <w:rPr>
+                <w:rFonts w:ascii="Calibri" w:hAnsi="Calibri" w:cs="Calibri" w:eastAsia="Calibri"/>
+                <w:sz w:val="22"/>
+              </w:rPr>
+              <w:t>{{m3_fecha_inicio_etapa}}</w:t>
+            </w:r>
           </w:p>
           <w:p>
             <w:pPr>
@@ -11225,6 +11416,13 @@
                 <w14:ligatures w14:val="none"/>
               </w:rPr>
             </w:pPr>
+            <w:r>
+              <w:rPr>
+                <w:rFonts w:ascii="Calibri" w:hAnsi="Calibri" w:cs="Calibri" w:eastAsia="Calibri"/>
+                <w:sz w:val="22"/>
+              </w:rPr>
+              <w:t>{{m3_fecha_fin_etapa}}</w:t>
+            </w:r>
           </w:p>
         </w:tc>
         <w:tc>
@@ -11291,6 +11489,13 @@
                 <w14:ligatures w14:val="none"/>
               </w:rPr>
             </w:pPr>
+            <w:r>
+              <w:rPr>
+                <w:rFonts w:ascii="Calibri" w:hAnsi="Calibri" w:cs="Calibri" w:eastAsia="Calibri"/>
+                <w:sz w:val="22"/>
+              </w:rPr>
+              <w:t>{{m3_num_visitas}}</w:t>
+            </w:r>
           </w:p>
         </w:tc>
       </w:tr>
@@ -11390,6 +11595,13 @@
                 <w14:ligatures w14:val="none"/>
               </w:rPr>
             </w:pPr>
+            <w:r>
+              <w:rPr>
+                <w:rFonts w:ascii="Calibri" w:hAnsi="Calibri" w:cs="Calibri" w:eastAsia="Calibri"/>
+                <w:sz w:val="22"/>
+              </w:rPr>
+              <w:t>{{m3_modalidad}}</w:t>
+            </w:r>
           </w:p>
         </w:tc>
         <w:tc>
@@ -11472,6 +11684,13 @@
                 <w14:ligatures w14:val="none"/>
               </w:rPr>
             </w:pPr>
+            <w:r>
+              <w:rPr>
+                <w:rFonts w:ascii="Calibri" w:hAnsi="Calibri" w:cs="Calibri" w:eastAsia="Calibri"/>
+                <w:sz w:val="22"/>
+              </w:rPr>
+              <w:t>{{m3_enlace_grabacion}}</w:t>
+            </w:r>
           </w:p>
         </w:tc>
       </w:tr>
@@ -11906,6 +12125,13 @@
                 <w14:ligatures w14:val="none"/>
               </w:rPr>
             </w:pPr>
+            <w:r>
+              <w:rPr>
+                <w:rFonts w:ascii="Calibri" w:hAnsi="Calibri" w:cs="Calibri" w:eastAsia="Calibri"/>
+                <w:sz w:val="22"/>
+              </w:rPr>
+              <w:t>{{m3_sat_conocimiento}}</w:t>
+            </w:r>
           </w:p>
         </w:tc>
         <w:tc>
@@ -11928,6 +12154,13 @@
                 <w14:ligatures w14:val="none"/>
               </w:rPr>
             </w:pPr>
+            <w:r>
+              <w:rPr>
+                <w:rFonts w:ascii="Calibri" w:hAnsi="Calibri" w:cs="Calibri" w:eastAsia="Calibri"/>
+                <w:sz w:val="22"/>
+              </w:rPr>
+              <w:t>{{m3_pm_conocimiento}}</w:t>
+            </w:r>
           </w:p>
         </w:tc>
         <w:tc>
@@ -11948,6 +12181,13 @@
                 <w14:ligatures w14:val="none"/>
               </w:rPr>
             </w:pPr>
+            <w:r>
+              <w:rPr>
+                <w:rFonts w:ascii="Calibri" w:hAnsi="Calibri" w:cs="Calibri" w:eastAsia="Calibri"/>
+                <w:sz w:val="22"/>
+              </w:rPr>
+              <w:t>{{m3_obs_conocimiento}}</w:t>
+            </w:r>
           </w:p>
         </w:tc>
       </w:tr>
@@ -12045,6 +12285,13 @@
                 <w14:ligatures w14:val="none"/>
               </w:rPr>
             </w:pPr>
+            <w:r>
+              <w:rPr>
+                <w:rFonts w:ascii="Calibri" w:hAnsi="Calibri" w:cs="Calibri" w:eastAsia="Calibri"/>
+                <w:sz w:val="22"/>
+              </w:rPr>
+              <w:t>{{m3_sat_mejora_continua}}</w:t>
+            </w:r>
           </w:p>
         </w:tc>
         <w:tc>
@@ -12067,6 +12314,13 @@
                 <w14:ligatures w14:val="none"/>
               </w:rPr>
             </w:pPr>
+            <w:r>
+              <w:rPr>
+                <w:rFonts w:ascii="Calibri" w:hAnsi="Calibri" w:cs="Calibri" w:eastAsia="Calibri"/>
+                <w:sz w:val="22"/>
+              </w:rPr>
+              <w:t>{{m3_pm_mejora_continua}}</w:t>
+            </w:r>
           </w:p>
         </w:tc>
         <w:tc>
@@ -12096,7 +12350,7 @@
                 <w:lang w:val="es-CO" w:eastAsia="es-CO"/>
                 <w14:ligatures w14:val="none"/>
               </w:rPr>
-              <w:t> </w:t>
+              <w:t>{{m3_obs_mejora_continua}}</w:t>
             </w:r>
           </w:p>
         </w:tc>
@@ -12195,6 +12449,13 @@
                 <w14:ligatures w14:val="none"/>
               </w:rPr>
             </w:pPr>
+            <w:r>
+              <w:rPr>
+                <w:rFonts w:ascii="Calibri" w:hAnsi="Calibri" w:cs="Calibri" w:eastAsia="Calibri"/>
+                <w:sz w:val="22"/>
+              </w:rPr>
+              <w:t>{{m3_sat_fortalecimiento}}</w:t>
+            </w:r>
           </w:p>
         </w:tc>
         <w:tc>
@@ -12217,6 +12478,13 @@
                 <w14:ligatures w14:val="none"/>
               </w:rPr>
             </w:pPr>
+            <w:r>
+              <w:rPr>
+                <w:rFonts w:ascii="Calibri" w:hAnsi="Calibri" w:cs="Calibri" w:eastAsia="Calibri"/>
+                <w:sz w:val="22"/>
+              </w:rPr>
+              <w:t>{{m3_pm_fortalecimiento}}</w:t>
+            </w:r>
           </w:p>
         </w:tc>
         <w:tc>
@@ -12237,6 +12505,13 @@
                 <w14:ligatures w14:val="none"/>
               </w:rPr>
             </w:pPr>
+            <w:r>
+              <w:rPr>
+                <w:rFonts w:ascii="Calibri" w:hAnsi="Calibri" w:cs="Calibri" w:eastAsia="Calibri"/>
+                <w:sz w:val="22"/>
+              </w:rPr>
+              <w:t>{{m3_obs_fortalecimiento}}</w:t>
+            </w:r>
           </w:p>
         </w:tc>
       </w:tr>
@@ -12334,6 +12609,13 @@
                 <w14:ligatures w14:val="none"/>
               </w:rPr>
             </w:pPr>
+            <w:r>
+              <w:rPr>
+                <w:rFonts w:ascii="Calibri" w:hAnsi="Calibri" w:cs="Calibri" w:eastAsia="Calibri"/>
+                <w:sz w:val="22"/>
+              </w:rPr>
+              <w:t>{{m3_sat_oportunidad_calidad}}</w:t>
+            </w:r>
           </w:p>
         </w:tc>
         <w:tc>
@@ -12356,6 +12638,13 @@
                 <w14:ligatures w14:val="none"/>
               </w:rPr>
             </w:pPr>
+            <w:r>
+              <w:rPr>
+                <w:rFonts w:ascii="Calibri" w:hAnsi="Calibri" w:cs="Calibri" w:eastAsia="Calibri"/>
+                <w:sz w:val="22"/>
+              </w:rPr>
+              <w:t>{{m3_pm_oportunidad_calidad}}</w:t>
+            </w:r>
           </w:p>
         </w:tc>
         <w:tc>
@@ -12377,6 +12666,13 @@
                 <w14:ligatures w14:val="none"/>
               </w:rPr>
             </w:pPr>
+            <w:r>
+              <w:rPr>
+                <w:rFonts w:ascii="Calibri" w:hAnsi="Calibri" w:cs="Calibri" w:eastAsia="Calibri"/>
+                <w:sz w:val="22"/>
+              </w:rPr>
+              <w:t>{{m3_obs_oportunidad_calidad}}</w:t>
+            </w:r>
           </w:p>
         </w:tc>
       </w:tr>
@@ -12474,6 +12770,13 @@
                 <w14:ligatures w14:val="none"/>
               </w:rPr>
             </w:pPr>
+            <w:r>
+              <w:rPr>
+                <w:rFonts w:ascii="Calibri" w:hAnsi="Calibri" w:cs="Calibri" w:eastAsia="Calibri"/>
+                <w:sz w:val="22"/>
+              </w:rPr>
+              <w:t>{{m3_sat_resp_ambiental}}</w:t>
+            </w:r>
           </w:p>
         </w:tc>
         <w:tc>
@@ -12496,6 +12799,13 @@
                 <w14:ligatures w14:val="none"/>
               </w:rPr>
             </w:pPr>
+            <w:r>
+              <w:rPr>
+                <w:rFonts w:ascii="Calibri" w:hAnsi="Calibri" w:cs="Calibri" w:eastAsia="Calibri"/>
+                <w:sz w:val="22"/>
+              </w:rPr>
+              <w:t>{{m3_pm_resp_ambiental}}</w:t>
+            </w:r>
           </w:p>
         </w:tc>
         <w:tc>
@@ -12517,6 +12827,13 @@
                 <w14:ligatures w14:val="none"/>
               </w:rPr>
             </w:pPr>
+            <w:r>
+              <w:rPr>
+                <w:rFonts w:ascii="Calibri" w:hAnsi="Calibri" w:cs="Calibri" w:eastAsia="Calibri"/>
+                <w:sz w:val="22"/>
+              </w:rPr>
+              <w:t>{{m3_obs_resp_ambiental}}</w:t>
+            </w:r>
           </w:p>
         </w:tc>
       </w:tr>
@@ -12614,6 +12931,13 @@
                 <w14:ligatures w14:val="none"/>
               </w:rPr>
             </w:pPr>
+            <w:r>
+              <w:rPr>
+                <w:rFonts w:ascii="Calibri" w:hAnsi="Calibri" w:cs="Calibri" w:eastAsia="Calibri"/>
+                <w:sz w:val="22"/>
+              </w:rPr>
+              <w:t>{{m3_sat_admin_recursos}}</w:t>
+            </w:r>
           </w:p>
         </w:tc>
         <w:tc>
@@ -12636,6 +12960,13 @@
                 <w14:ligatures w14:val="none"/>
               </w:rPr>
             </w:pPr>
+            <w:r>
+              <w:rPr>
+                <w:rFonts w:ascii="Calibri" w:hAnsi="Calibri" w:cs="Calibri" w:eastAsia="Calibri"/>
+                <w:sz w:val="22"/>
+              </w:rPr>
+              <w:t>{{m3_pm_admin_recursos}}</w:t>
+            </w:r>
           </w:p>
         </w:tc>
         <w:tc>
@@ -12656,6 +12987,13 @@
                 <w14:ligatures w14:val="none"/>
               </w:rPr>
             </w:pPr>
+            <w:r>
+              <w:rPr>
+                <w:rFonts w:ascii="Calibri" w:hAnsi="Calibri" w:cs="Calibri" w:eastAsia="Calibri"/>
+                <w:sz w:val="22"/>
+              </w:rPr>
+              <w:t>{{m3_obs_admin_recursos}}</w:t>
+            </w:r>
           </w:p>
         </w:tc>
       </w:tr>
@@ -12729,6 +13067,13 @@
                 <w14:ligatures w14:val="none"/>
               </w:rPr>
             </w:pPr>
+            <w:r>
+              <w:rPr>
+                <w:rFonts w:ascii="Calibri" w:hAnsi="Calibri" w:cs="Calibri" w:eastAsia="Calibri"/>
+                <w:sz w:val="22"/>
+              </w:rPr>
+              <w:t>{{m3_sat_seguridad_salud}}</w:t>
+            </w:r>
           </w:p>
         </w:tc>
         <w:tc>
@@ -12751,6 +13096,13 @@
                 <w14:ligatures w14:val="none"/>
               </w:rPr>
             </w:pPr>
+            <w:r>
+              <w:rPr>
+                <w:rFonts w:ascii="Calibri" w:hAnsi="Calibri" w:cs="Calibri" w:eastAsia="Calibri"/>
+                <w:sz w:val="22"/>
+              </w:rPr>
+              <w:t>{{m3_pm_seguridad_salud}}</w:t>
+            </w:r>
           </w:p>
         </w:tc>
         <w:tc>
@@ -12771,6 +13123,13 @@
                 <w14:ligatures w14:val="none"/>
               </w:rPr>
             </w:pPr>
+            <w:r>
+              <w:rPr>
+                <w:rFonts w:ascii="Calibri" w:hAnsi="Calibri" w:cs="Calibri" w:eastAsia="Calibri"/>
+                <w:sz w:val="22"/>
+              </w:rPr>
+              <w:t>{{m3_obs_seguridad_salud}}</w:t>
+            </w:r>
           </w:p>
         </w:tc>
       </w:tr>
@@ -12898,6 +13257,13 @@
                 <w14:ligatures w14:val="none"/>
               </w:rPr>
             </w:pPr>
+            <w:r>
+              <w:rPr>
+                <w:rFonts w:ascii="Calibri" w:hAnsi="Calibri" w:cs="Calibri" w:eastAsia="Calibri"/>
+                <w:sz w:val="22"/>
+              </w:rPr>
+              <w:t>{{m3_sat_documentacion}}</w:t>
+            </w:r>
           </w:p>
         </w:tc>
         <w:tc>
@@ -12923,6 +13289,13 @@
                 <w14:ligatures w14:val="none"/>
               </w:rPr>
             </w:pPr>
+            <w:r>
+              <w:rPr>
+                <w:rFonts w:ascii="Calibri" w:hAnsi="Calibri" w:cs="Calibri" w:eastAsia="Calibri"/>
+                <w:sz w:val="22"/>
+              </w:rPr>
+              <w:t>{{m3_pm_documentacion}}</w:t>
+            </w:r>
           </w:p>
         </w:tc>
         <w:tc>
@@ -12946,6 +13319,13 @@
                 <w14:ligatures w14:val="none"/>
               </w:rPr>
             </w:pPr>
+            <w:r>
+              <w:rPr>
+                <w:rFonts w:ascii="Calibri" w:hAnsi="Calibri" w:cs="Calibri" w:eastAsia="Calibri"/>
+                <w:sz w:val="22"/>
+              </w:rPr>
+              <w:t>{{m3_obs_documentacion}}</w:t>
+            </w:r>
           </w:p>
         </w:tc>
       </w:tr>
@@ -13367,6 +13747,13 @@
                 <w14:ligatures w14:val="none"/>
               </w:rPr>
             </w:pPr>
+            <w:r>
+              <w:rPr>
+                <w:rFonts w:ascii="Calibri" w:hAnsi="Calibri" w:cs="Calibri" w:eastAsia="Calibri"/>
+                <w:sz w:val="22"/>
+              </w:rPr>
+              <w:t>{{m3_sat_relaciones}}</w:t>
+            </w:r>
           </w:p>
         </w:tc>
         <w:tc>
@@ -13389,6 +13776,13 @@
                 <w14:ligatures w14:val="none"/>
               </w:rPr>
             </w:pPr>
+            <w:r>
+              <w:rPr>
+                <w:rFonts w:ascii="Calibri" w:hAnsi="Calibri" w:cs="Calibri" w:eastAsia="Calibri"/>
+                <w:sz w:val="22"/>
+              </w:rPr>
+              <w:t>{{m3_pm_relaciones}}</w:t>
+            </w:r>
           </w:p>
         </w:tc>
         <w:tc>
@@ -13410,6 +13804,13 @@
                 <w14:ligatures w14:val="none"/>
               </w:rPr>
             </w:pPr>
+            <w:r>
+              <w:rPr>
+                <w:rFonts w:ascii="Calibri" w:hAnsi="Calibri" w:cs="Calibri" w:eastAsia="Calibri"/>
+                <w:sz w:val="22"/>
+              </w:rPr>
+              <w:t>{{m3_obs_relaciones}}</w:t>
+            </w:r>
           </w:p>
         </w:tc>
       </w:tr>
@@ -13507,6 +13908,13 @@
                 <w14:ligatures w14:val="none"/>
               </w:rPr>
             </w:pPr>
+            <w:r>
+              <w:rPr>
+                <w:rFonts w:ascii="Calibri" w:hAnsi="Calibri" w:cs="Calibri" w:eastAsia="Calibri"/>
+                <w:sz w:val="22"/>
+              </w:rPr>
+              <w:t>{{m3_sat_trabajo_equipo}}</w:t>
+            </w:r>
           </w:p>
         </w:tc>
         <w:tc>
@@ -13529,6 +13937,13 @@
                 <w14:ligatures w14:val="none"/>
               </w:rPr>
             </w:pPr>
+            <w:r>
+              <w:rPr>
+                <w:rFonts w:ascii="Calibri" w:hAnsi="Calibri" w:cs="Calibri" w:eastAsia="Calibri"/>
+                <w:sz w:val="22"/>
+              </w:rPr>
+              <w:t>{{m3_pm_trabajo_equipo}}</w:t>
+            </w:r>
           </w:p>
         </w:tc>
         <w:tc>
@@ -13550,6 +13965,13 @@
                 <w14:ligatures w14:val="none"/>
               </w:rPr>
             </w:pPr>
+            <w:r>
+              <w:rPr>
+                <w:rFonts w:ascii="Calibri" w:hAnsi="Calibri" w:cs="Calibri" w:eastAsia="Calibri"/>
+                <w:sz w:val="22"/>
+              </w:rPr>
+              <w:t>{{m3_obs_trabajo_equipo}}</w:t>
+            </w:r>
           </w:p>
         </w:tc>
       </w:tr>
@@ -13647,6 +14069,13 @@
                 <w14:ligatures w14:val="none"/>
               </w:rPr>
             </w:pPr>
+            <w:r>
+              <w:rPr>
+                <w:rFonts w:ascii="Calibri" w:hAnsi="Calibri" w:cs="Calibri" w:eastAsia="Calibri"/>
+                <w:sz w:val="22"/>
+              </w:rPr>
+              <w:t>{{m3_sat_solucion_problemas}}</w:t>
+            </w:r>
           </w:p>
         </w:tc>
         <w:tc>
@@ -13669,6 +14098,13 @@
                 <w14:ligatures w14:val="none"/>
               </w:rPr>
             </w:pPr>
+            <w:r>
+              <w:rPr>
+                <w:rFonts w:ascii="Calibri" w:hAnsi="Calibri" w:cs="Calibri" w:eastAsia="Calibri"/>
+                <w:sz w:val="22"/>
+              </w:rPr>
+              <w:t>{{m3_pm_solucion_problemas}}</w:t>
+            </w:r>
           </w:p>
         </w:tc>
         <w:tc>
@@ -13690,6 +14126,13 @@
                 <w14:ligatures w14:val="none"/>
               </w:rPr>
             </w:pPr>
+            <w:r>
+              <w:rPr>
+                <w:rFonts w:ascii="Calibri" w:hAnsi="Calibri" w:cs="Calibri" w:eastAsia="Calibri"/>
+                <w:sz w:val="22"/>
+              </w:rPr>
+              <w:t>{{m3_obs_solucion_problemas}}</w:t>
+            </w:r>
           </w:p>
         </w:tc>
       </w:tr>
@@ -13763,6 +14206,13 @@
                 <w14:ligatures w14:val="none"/>
               </w:rPr>
             </w:pPr>
+            <w:r>
+              <w:rPr>
+                <w:rFonts w:ascii="Calibri" w:hAnsi="Calibri" w:cs="Calibri" w:eastAsia="Calibri"/>
+                <w:sz w:val="22"/>
+              </w:rPr>
+              <w:t>{{m3_sat_cumplimiento}}</w:t>
+            </w:r>
           </w:p>
         </w:tc>
         <w:tc>
@@ -13785,6 +14235,13 @@
                 <w14:ligatures w14:val="none"/>
               </w:rPr>
             </w:pPr>
+            <w:r>
+              <w:rPr>
+                <w:rFonts w:ascii="Calibri" w:hAnsi="Calibri" w:cs="Calibri" w:eastAsia="Calibri"/>
+                <w:sz w:val="22"/>
+              </w:rPr>
+              <w:t>{{m3_pm_cumplimiento}}</w:t>
+            </w:r>
           </w:p>
         </w:tc>
         <w:tc>
@@ -13806,6 +14263,13 @@
                 <w14:ligatures w14:val="none"/>
               </w:rPr>
             </w:pPr>
+            <w:r>
+              <w:rPr>
+                <w:rFonts w:ascii="Calibri" w:hAnsi="Calibri" w:cs="Calibri" w:eastAsia="Calibri"/>
+                <w:sz w:val="22"/>
+              </w:rPr>
+              <w:t>{{m3_obs_cumplimiento}}</w:t>
+            </w:r>
           </w:p>
         </w:tc>
       </w:tr>
@@ -13879,6 +14343,13 @@
                 <w14:ligatures w14:val="none"/>
               </w:rPr>
             </w:pPr>
+            <w:r>
+              <w:rPr>
+                <w:rFonts w:ascii="Calibri" w:hAnsi="Calibri" w:cs="Calibri" w:eastAsia="Calibri"/>
+                <w:sz w:val="22"/>
+              </w:rPr>
+              <w:t>{{m3_sat_organizacion}}</w:t>
+            </w:r>
           </w:p>
         </w:tc>
         <w:tc>
@@ -13901,6 +14372,13 @@
                 <w14:ligatures w14:val="none"/>
               </w:rPr>
             </w:pPr>
+            <w:r>
+              <w:rPr>
+                <w:rFonts w:ascii="Calibri" w:hAnsi="Calibri" w:cs="Calibri" w:eastAsia="Calibri"/>
+                <w:sz w:val="22"/>
+              </w:rPr>
+              <w:t>{{m3_pm_organizacion}}</w:t>
+            </w:r>
           </w:p>
         </w:tc>
         <w:tc>
@@ -13922,6 +14400,13 @@
                 <w14:ligatures w14:val="none"/>
               </w:rPr>
             </w:pPr>
+            <w:r>
+              <w:rPr>
+                <w:rFonts w:ascii="Calibri" w:hAnsi="Calibri" w:cs="Calibri" w:eastAsia="Calibri"/>
+                <w:sz w:val="22"/>
+              </w:rPr>
+              <w:t>{{m3_obs_organizacion}}</w:t>
+            </w:r>
           </w:p>
         </w:tc>
       </w:tr>
@@ -14145,6 +14630,13 @@
                 <w14:ligatures w14:val="none"/>
               </w:rPr>
             </w:pPr>
+            <w:r>
+              <w:rPr>
+                <w:rFonts w:ascii="Calibri" w:hAnsi="Calibri" w:cs="Calibri" w:eastAsia="Calibri"/>
+                <w:sz w:val="22"/>
+              </w:rPr>
+              <w:t>{{m3_retro_ente_proceso}}</w:t>
+            </w:r>
           </w:p>
           <w:p>
             <w:pPr>
@@ -14323,6 +14815,13 @@
                 <w14:ligatures w14:val="none"/>
               </w:rPr>
             </w:pPr>
+            <w:r>
+              <w:rPr>
+                <w:rFonts w:ascii="Calibri" w:hAnsi="Calibri" w:cs="Calibri" w:eastAsia="Calibri"/>
+                <w:sz w:val="22"/>
+              </w:rPr>
+              <w:t>{{m3_retro_ente_desempeno}}</w:t>
+            </w:r>
           </w:p>
           <w:p>
             <w:pPr>
@@ -14653,6 +15152,13 @@
                 <w14:ligatures w14:val="none"/>
               </w:rPr>
             </w:pPr>
+            <w:r>
+              <w:rPr>
+                <w:rFonts w:ascii="Calibri" w:hAnsi="Calibri" w:cs="Calibri" w:eastAsia="Calibri"/>
+                <w:sz w:val="22"/>
+              </w:rPr>
+              <w:t>{{m3_retro_instructor_proceso}}</w:t>
+            </w:r>
           </w:p>
           <w:p>
             <w:pPr>
@@ -14830,6 +15336,13 @@
                 <w14:ligatures w14:val="none"/>
               </w:rPr>
             </w:pPr>
+            <w:r>
+              <w:rPr>
+                <w:rFonts w:ascii="Calibri" w:hAnsi="Calibri" w:cs="Calibri" w:eastAsia="Calibri"/>
+                <w:sz w:val="22"/>
+              </w:rPr>
+              <w:t>{{m3_retro_instructor_desempeno}}</w:t>
+            </w:r>
           </w:p>
           <w:p>
             <w:pPr>
@@ -15123,6 +15636,13 @@
                 <w14:ligatures w14:val="none"/>
               </w:rPr>
             </w:pPr>
+            <w:r>
+              <w:rPr>
+                <w:rFonts w:ascii="Calibri" w:hAnsi="Calibri" w:cs="Calibri" w:eastAsia="Calibri"/>
+                <w:sz w:val="22"/>
+              </w:rPr>
+              <w:t>{{m3_retro_aprendiz_proceso}}</w:t>
+            </w:r>
           </w:p>
           <w:p>
             <w:pPr>
@@ -15327,6 +15847,13 @@
                 <w14:ligatures w14:val="none"/>
               </w:rPr>
             </w:pPr>
+            <w:r>
+              <w:rPr>
+                <w:rFonts w:ascii="Calibri" w:hAnsi="Calibri" w:cs="Calibri" w:eastAsia="Calibri"/>
+                <w:sz w:val="22"/>
+              </w:rPr>
+              <w:t>{{m3_retro_aprendiz_desempeno}}</w:t>
+            </w:r>
           </w:p>
           <w:p>
             <w:pPr>
@@ -15494,140 +16021,7 @@
           <w:lang w:val="es-CO" w:eastAsia="es-CO"/>
           <w14:ligatures w14:val="none"/>
         </w:rPr>
-        <w:t>Juicio de evaluación de la etapa productiva (seleccione</w:t>
-      </w:r>
-      <w:r>
-        <w:rPr>
-          <w:rFonts w:ascii="Calibri" w:hAnsi="Calibri" w:cs="Calibri"/>
-          <w:b/>
-          <w:bCs/>
-          <w:color w:val="000000"/>
-          <w:sz w:val="22"/>
-          <w:szCs w:val="22"/>
-          <w:u w:val="single"/>
-          <w:lang w:val="es-CO" w:eastAsia="es-CO"/>
-          <w14:ligatures w14:val="none"/>
-        </w:rPr>
-        <w:t xml:space="preserve">): </w:t>
-      </w:r>
-      <w:r>
-        <w:rPr>
-          <w:rFonts w:ascii="Calibri" w:hAnsi="Calibri" w:cs="Calibri"/>
-          <w:b/>
-          <w:bCs/>
-          <w:color w:val="000000"/>
-          <w:sz w:val="22"/>
-          <w:szCs w:val="22"/>
-          <w:lang w:val="es-CO" w:eastAsia="es-CO"/>
-          <w14:ligatures w14:val="none"/>
-        </w:rPr>
-        <w:t xml:space="preserve">    </w:t>
-      </w:r>
-      <w:r>
-        <w:rPr>
-          <w:rFonts w:ascii="Calibri" w:hAnsi="Calibri" w:cs="Calibri"/>
-          <w:b/>
-          <w:bCs/>
-          <w:color w:val="000000"/>
-          <w:sz w:val="22"/>
-          <w:szCs w:val="22"/>
-          <w:lang w:val="es-CO" w:eastAsia="es-CO"/>
-          <w14:ligatures w14:val="none"/>
-        </w:rPr>
-        <w:t>Aprobado</w:t>
-      </w:r>
-      <w:r>
-        <w:rPr>
-          <w:rFonts w:ascii="Calibri" w:hAnsi="Calibri" w:cs="Calibri"/>
-          <w:b/>
-          <w:bCs/>
-          <w:color w:val="000000"/>
-          <w:sz w:val="22"/>
-          <w:szCs w:val="22"/>
-          <w:lang w:val="es-CO" w:eastAsia="es-CO"/>
-          <w14:ligatures w14:val="none"/>
-        </w:rPr>
-        <w:t xml:space="preserve"> </w:t>
-      </w:r>
-      <w:r>
-        <w:rPr>
-          <w:rFonts w:ascii="Calibri" w:hAnsi="Calibri" w:cs="Calibri"/>
-          <w:b/>
-          <w:bCs/>
-          <w:color w:val="000000"/>
-          <w:sz w:val="40"/>
-          <w:szCs w:val="40"/>
-          <w:lang w:val="es-CO" w:eastAsia="es-CO"/>
-          <w14:ligatures w14:val="none"/>
-        </w:rPr>
-        <w:t xml:space="preserve">□ </w:t>
-      </w:r>
-      <w:r>
-        <w:rPr>
-          <w:rFonts w:ascii="Calibri" w:hAnsi="Calibri" w:cs="Calibri"/>
-          <w:b/>
-          <w:bCs/>
-          <w:color w:val="000000"/>
-          <w:sz w:val="22"/>
-          <w:szCs w:val="22"/>
-          <w:lang w:val="es-CO" w:eastAsia="es-CO"/>
-          <w14:ligatures w14:val="none"/>
-        </w:rPr>
-        <w:t xml:space="preserve">       </w:t>
-      </w:r>
-      <w:r>
-        <w:rPr>
-          <w:rFonts w:ascii="Calibri" w:hAnsi="Calibri" w:cs="Calibri"/>
-          <w:b/>
-          <w:bCs/>
-          <w:color w:val="000000"/>
-          <w:sz w:val="22"/>
-          <w:szCs w:val="22"/>
-          <w:lang w:val="es-CO" w:eastAsia="es-CO"/>
-          <w14:ligatures w14:val="none"/>
-        </w:rPr>
-        <w:t xml:space="preserve">No aprobado </w:t>
-      </w:r>
-      <w:r>
-        <w:rPr>
-          <w:rFonts w:ascii="Calibri" w:hAnsi="Calibri" w:cs="Calibri"/>
-          <w:b/>
-          <w:bCs/>
-          <w:color w:val="000000"/>
-          <w:sz w:val="40"/>
-          <w:szCs w:val="40"/>
-          <w:lang w:val="es-CO" w:eastAsia="es-CO"/>
-          <w14:ligatures w14:val="none"/>
-        </w:rPr>
-        <w:t>□</w:t>
-      </w:r>
-      <w:r>
-        <w:rPr>
-          <w:rFonts w:ascii="Calibri" w:hAnsi="Calibri" w:cs="Calibri"/>
-          <w:b/>
-          <w:bCs/>
-          <w:color w:val="000000"/>
-          <w:sz w:val="40"/>
-          <w:szCs w:val="40"/>
-          <w:bdr w:val="single" w:sz="4" w:space="0" w:color="auto"/>
-          <w:lang w:val="es-CO" w:eastAsia="es-CO"/>
-          <w14:ligatures w14:val="none"/>
-        </w:rPr>
-        <w:t xml:space="preserve">   </w:t>
-      </w:r>
-      <w:r>
-        <w:rPr>
-          <w:rFonts w:ascii="Calibri" w:hAnsi="Calibri" w:cs="Calibri"/>
-          <w:b/>
-          <w:bCs/>
-          <w:color w:val="000000"/>
-          <w:sz w:val="22"/>
-          <w:szCs w:val="22"/>
-          <w:bdr w:val="single" w:sz="4" w:space="0" w:color="auto"/>
-          <w:lang w:val="es-CO" w:eastAsia="es-CO"/>
-          <w14:ligatures w14:val="none"/>
-        </w:rPr>
-        <w:t xml:space="preserve">      </w:t>
+        <w:t xml:space="preserve">Juicio de evaluación de la etapa productiva (seleccione):     Aprobado {{m3_juicio_aprobado}}        No aprobado {{m3_juicio_no_aprobado}}         </w:t>
       </w:r>
     </w:p>
     <w:bookmarkEnd w:id="1"/>
@@ -15689,6 +16083,13 @@
                 <w:szCs w:val="18"/>
               </w:rPr>
             </w:pPr>
+            <w:r>
+              <w:rPr>
+                <w:rFonts w:ascii="Calibri" w:hAnsi="Calibri" w:cs="Calibri" w:eastAsia="Calibri"/>
+                <w:sz w:val="22"/>
+              </w:rPr>
+              <w:t>{{firma_aprendiz}}</w:t>
+            </w:r>
           </w:p>
         </w:tc>
         <w:tc>
@@ -15726,6 +16127,13 @@
                 <w:szCs w:val="18"/>
               </w:rPr>
             </w:pPr>
+            <w:r>
+              <w:rPr>
+                <w:rFonts w:ascii="Calibri" w:hAnsi="Calibri" w:cs="Calibri" w:eastAsia="Calibri"/>
+                <w:sz w:val="22"/>
+              </w:rPr>
+              <w:t>{{firma_instructor}}</w:t>
+            </w:r>
           </w:p>
         </w:tc>
         <w:tc>
@@ -15763,6 +16171,13 @@
                 <w:szCs w:val="18"/>
               </w:rPr>
             </w:pPr>
+            <w:r>
+              <w:rPr>
+                <w:rFonts w:ascii="Calibri" w:hAnsi="Calibri" w:cs="Calibri" w:eastAsia="Calibri"/>
+                <w:sz w:val="22"/>
+              </w:rPr>
+              <w:t>{{firma_ente_coformador}}</w:t>
+            </w:r>
           </w:p>
         </w:tc>
       </w:tr>
@@ -16028,189 +16443,7 @@
           <w:lang w:val="es-CO" w:eastAsia="es-CO"/>
           <w14:ligatures w14:val="none"/>
         </w:rPr>
-        <w:t xml:space="preserve">El momento 3 – Evaluación se llevó a cabo en la </w:t>
-      </w:r>
-      <w:r>
-        <w:rPr>
-          <w:rFonts w:ascii="Calibri" w:hAnsi="Calibri" w:cs="Calibri"/>
-          <w:b/>
-          <w:bCs/>
-          <w:color w:val="000000"/>
-          <w:sz w:val="20"/>
-          <w:szCs w:val="20"/>
-          <w:lang w:val="es-CO" w:eastAsia="es-CO"/>
-          <w14:ligatures w14:val="none"/>
-        </w:rPr>
-        <w:t>c</w:t>
-      </w:r>
-      <w:r>
-        <w:rPr>
-          <w:rFonts w:ascii="Calibri" w:hAnsi="Calibri" w:cs="Calibri"/>
-          <w:b/>
-          <w:bCs/>
-          <w:color w:val="000000"/>
-          <w:sz w:val="20"/>
-          <w:szCs w:val="20"/>
-          <w:lang w:val="es-CO" w:eastAsia="es-CO"/>
-          <w14:ligatures w14:val="none"/>
-        </w:rPr>
-        <w:t>iudad____________</w:t>
-      </w:r>
-      <w:r>
-        <w:rPr>
-          <w:rFonts w:ascii="Calibri" w:hAnsi="Calibri" w:cs="Calibri"/>
-          <w:b/>
-          <w:bCs/>
-          <w:color w:val="000000"/>
-          <w:sz w:val="20"/>
-          <w:szCs w:val="20"/>
-          <w:lang w:val="es-CO" w:eastAsia="es-CO"/>
-          <w14:ligatures w14:val="none"/>
-        </w:rPr>
-        <w:t xml:space="preserve"> con </w:t>
-      </w:r>
-      <w:r>
-        <w:rPr>
-          <w:rFonts w:ascii="Calibri" w:hAnsi="Calibri" w:cs="Calibri"/>
-          <w:b/>
-          <w:bCs/>
-          <w:color w:val="000000"/>
-          <w:sz w:val="20"/>
-          <w:szCs w:val="20"/>
-          <w:lang w:val="es-CO" w:eastAsia="es-CO"/>
-          <w14:ligatures w14:val="none"/>
-        </w:rPr>
-        <w:t xml:space="preserve">fecha </w:t>
-      </w:r>
-      <w:r>
-        <w:rPr>
-          <w:rFonts w:ascii="Calibri" w:hAnsi="Calibri" w:cs="Calibri"/>
-          <w:b/>
-          <w:bCs/>
-          <w:color w:val="000000"/>
-          <w:sz w:val="20"/>
-          <w:szCs w:val="20"/>
-          <w:lang w:val="es-CO" w:eastAsia="es-CO"/>
-          <w14:ligatures w14:val="none"/>
-        </w:rPr>
-        <w:t>de diligenciamiento</w:t>
-      </w:r>
-      <w:r>
-        <w:rPr>
-          <w:rFonts w:ascii="Calibri" w:hAnsi="Calibri" w:cs="Calibri"/>
-          <w:b/>
-          <w:bCs/>
-          <w:color w:val="000000"/>
-          <w:sz w:val="20"/>
-          <w:szCs w:val="20"/>
-          <w:lang w:val="es-CO" w:eastAsia="es-CO"/>
-          <w14:ligatures w14:val="none"/>
-        </w:rPr>
-        <w:t>: __</w:t>
-      </w:r>
-      <w:r>
-        <w:rPr>
-          <w:rFonts w:ascii="Calibri" w:hAnsi="Calibri" w:cs="Calibri"/>
-          <w:b/>
-          <w:bCs/>
-          <w:color w:val="000000"/>
-          <w:sz w:val="20"/>
-          <w:szCs w:val="20"/>
-          <w:lang w:val="es-CO" w:eastAsia="es-CO"/>
-          <w14:ligatures w14:val="none"/>
-        </w:rPr>
-        <w:t>_</w:t>
-      </w:r>
-      <w:r>
-        <w:rPr>
-          <w:rFonts w:ascii="Calibri" w:hAnsi="Calibri" w:cs="Calibri"/>
-          <w:b/>
-          <w:bCs/>
-          <w:color w:val="000000"/>
-          <w:sz w:val="20"/>
-          <w:szCs w:val="20"/>
-          <w:lang w:val="es-CO" w:eastAsia="es-CO"/>
-          <w14:ligatures w14:val="none"/>
-        </w:rPr>
-        <w:t>/__</w:t>
-      </w:r>
-      <w:r>
-        <w:rPr>
-          <w:rFonts w:ascii="Calibri" w:hAnsi="Calibri" w:cs="Calibri"/>
-          <w:b/>
-          <w:bCs/>
-          <w:color w:val="000000"/>
-          <w:sz w:val="20"/>
-          <w:szCs w:val="20"/>
-          <w:lang w:val="es-CO" w:eastAsia="es-CO"/>
-          <w14:ligatures w14:val="none"/>
-        </w:rPr>
-        <w:t>_</w:t>
-      </w:r>
-      <w:r>
-        <w:rPr>
-          <w:rFonts w:ascii="Calibri" w:hAnsi="Calibri" w:cs="Calibri"/>
-          <w:b/>
-          <w:bCs/>
-          <w:color w:val="000000"/>
-          <w:sz w:val="20"/>
-          <w:szCs w:val="20"/>
-          <w:lang w:val="es-CO" w:eastAsia="es-CO"/>
-          <w14:ligatures w14:val="none"/>
-        </w:rPr>
-        <w:t xml:space="preserve">/____ de forma </w:t>
-      </w:r>
-      <w:r>
-        <w:rPr>
-          <w:rFonts w:ascii="Calibri" w:hAnsi="Calibri" w:cs="Calibri"/>
-          <w:b/>
-          <w:bCs/>
-          <w:color w:val="000000"/>
-          <w:sz w:val="20"/>
-          <w:szCs w:val="20"/>
-          <w:lang w:val="es-CO" w:eastAsia="es-CO"/>
-          <w14:ligatures w14:val="none"/>
-        </w:rPr>
-        <w:t>p</w:t>
-      </w:r>
-      <w:r>
-        <w:rPr>
-          <w:rFonts w:ascii="Calibri" w:hAnsi="Calibri" w:cs="Calibri"/>
-          <w:b/>
-          <w:bCs/>
-          <w:color w:val="000000"/>
-          <w:sz w:val="20"/>
-          <w:szCs w:val="20"/>
-          <w:lang w:val="es-CO" w:eastAsia="es-CO"/>
-          <w14:ligatures w14:val="none"/>
-        </w:rPr>
-        <w:t xml:space="preserve">resencial ___ o </w:t>
-      </w:r>
-      <w:r>
-        <w:rPr>
-          <w:rFonts w:ascii="Calibri" w:hAnsi="Calibri" w:cs="Calibri"/>
-          <w:b/>
-          <w:bCs/>
-          <w:color w:val="000000"/>
-          <w:sz w:val="20"/>
-          <w:szCs w:val="20"/>
-          <w:lang w:val="es-CO" w:eastAsia="es-CO"/>
-          <w14:ligatures w14:val="none"/>
-        </w:rPr>
-        <w:t>v</w:t>
-      </w:r>
-      <w:r>
-        <w:rPr>
-          <w:rFonts w:ascii="Calibri" w:hAnsi="Calibri" w:cs="Calibri"/>
-          <w:b/>
-          <w:bCs/>
-          <w:color w:val="000000"/>
-          <w:sz w:val="20"/>
-          <w:szCs w:val="20"/>
-          <w:lang w:val="es-CO" w:eastAsia="es-CO"/>
-          <w14:ligatures w14:val="none"/>
-        </w:rPr>
-        <w:t>irtual ___</w:t>
+        <w:t xml:space="preserve">El momento 3 – Evaluación se llevó a cabo en la ciudad {{m3_ciudad}} con fecha de diligenciamiento: {{m3_fecha_diligenciamiento}} de forma presencial {{m3_marca_presencial}} o virtual {{m3_marca_virtual}}</w:t>
       </w:r>
     </w:p>
     <w:p>
